--- a/downloads/student/ai-4-week-25.docx
+++ b/downloads/student/ai-4-week-25.docx
@@ -1702,6 +1702,16 @@
     <w:p>
       <w:r>
         <w:t>Toy costs illustrate decision design; real use needs agreed consequences, review capacity and fresh evaluation.</w:t>
+      </w:r>
+    </w:p>
+    <w:p>
+      <w:r>
+        <w:t>Read the labelled picture: Which labels determine the false-alarm count at threshold 0.4? Point to the relevant step in the picture, then write the changed result and the rule or evidence that supports it.</w:t>
+      </w:r>
+    </w:p>
+    <w:p>
+      <w:r>
+        <w:t>Change one thing: Miss and false-alarm costs swap to1 and 5. Predict the result before checking the explanation. What remains the same?</w:t>
       </w:r>
     </w:p>
     <w:p>
@@ -3535,6 +3545,187 @@
     <w:p>
       <w:r>
         <w:t>Attempt the independent case before hints. Record whether you worked alone, used a hint or followed a model. After feedback, fix the first unsupported step and explain why it changed. A later check uses a changed case, not a copied answer.</w:t>
+      </w:r>
+    </w:p>
+    <w:p>
+      <w:pPr>
+        <w:pStyle w:val="Heading1"/>
+      </w:pPr>
+      <w:r>
+        <w:t>15. Your lesson route</w:t>
+      </w:r>
+    </w:p>
+    <w:p>
+      <w:r>
+        <w:t>Start with this question: Translate a threshold choice into missed-leaf and false-alarm costs.</w:t>
+      </w:r>
+    </w:p>
+    <w:tbl>
+      <w:tblPr>
+        <w:tblStyle w:val="LightShading-Accent1"/>
+        <w:tblW w:type="auto" w:w="0"/>
+        <w:tblLook w:firstColumn="1" w:firstRow="1" w:lastColumn="0" w:lastRow="0" w:noHBand="0" w:noVBand="1" w:val="04A0"/>
+      </w:tblPr>
+      <w:tblGrid>
+        <w:gridCol w:w="5112"/>
+        <w:gridCol w:w="5112"/>
+      </w:tblGrid>
+      <w:tr>
+        <w:trPr>
+          <w:tblHeader/>
+        </w:trPr>
+        <w:tc>
+          <w:tcPr>
+            <w:tcW w:type="dxa" w:w="5112"/>
+          </w:tcPr>
+          <w:p>
+            <w:r>
+              <w:t>By the end, I can</w:t>
+            </w:r>
+          </w:p>
+        </w:tc>
+        <w:tc>
+          <w:tcPr>
+            <w:tcW w:type="dxa" w:w="5112"/>
+          </w:tcPr>
+          <w:p>
+            <w:r>
+              <w:t>How I will show it</w:t>
+            </w:r>
+          </w:p>
+        </w:tc>
+      </w:tr>
+      <w:tr>
+        <w:tc>
+          <w:tcPr>
+            <w:tcW w:type="dxa" w:w="5112"/>
+          </w:tcPr>
+          <w:p>
+            <w:r>
+              <w:t>Apply a declared score threshold including equality</w:t>
+            </w:r>
+          </w:p>
+        </w:tc>
+        <w:tc>
+          <w:tcPr>
+            <w:tcW w:type="dxa" w:w="5112"/>
+          </w:tcPr>
+          <w:p>
+            <w:r>
+              <w:t>Explain the deciding step, show a trace or test, and state one limit.</w:t>
+            </w:r>
+          </w:p>
+        </w:tc>
+      </w:tr>
+      <w:tr>
+        <w:tc>
+          <w:tcPr>
+            <w:tcW w:type="dxa" w:w="5112"/>
+          </w:tcPr>
+          <w:p>
+            <w:r>
+              <w:t>Compare false alarms and misses at two thresholds</w:t>
+            </w:r>
+          </w:p>
+        </w:tc>
+        <w:tc>
+          <w:tcPr>
+            <w:tcW w:type="dxa" w:w="5112"/>
+          </w:tcPr>
+          <w:p>
+            <w:r>
+              <w:t>Explain the deciding step, show a trace or test, and state one limit.</w:t>
+            </w:r>
+          </w:p>
+        </w:tc>
+      </w:tr>
+      <w:tr>
+        <w:tc>
+          <w:tcPr>
+            <w:tcW w:type="dxa" w:w="5112"/>
+          </w:tcPr>
+          <w:p>
+            <w:r>
+              <w:t>Separate validation choices from final testing</w:t>
+            </w:r>
+          </w:p>
+        </w:tc>
+        <w:tc>
+          <w:tcPr>
+            <w:tcW w:type="dxa" w:w="5112"/>
+          </w:tcPr>
+          <w:p>
+            <w:r>
+              <w:t>Explain the deciding step, show a trace or test, and state one limit.</w:t>
+            </w:r>
+          </w:p>
+        </w:tc>
+      </w:tr>
+    </w:tbl>
+    <w:p>
+      <w:r>
+        <w:t>Remember → watch and explain → try with help → investigate → try independently → keep project evidence. Your teacher may spread this lesson across several classes.</w:t>
+      </w:r>
+    </w:p>
+    <w:p>
+      <w:r>
+        <w:t>Keep your first prediction. Compare it with what the evidence shows and explain any change.</w:t>
+      </w:r>
+    </w:p>
+    <w:p>
+      <w:pPr>
+        <w:pStyle w:val="Heading1"/>
+      </w:pPr>
+      <w:r>
+        <w:t>16. Finish and return</w:t>
+      </w:r>
+    </w:p>
+    <w:p>
+      <w:r>
+        <w:t>Close your notes. Explain this goal in your own words: Apply a declared score threshold including equality</w:t>
+      </w:r>
+    </w:p>
+    <w:p>
+      <w:pPr>
+        <w:pStyle w:val="Heading3"/>
+      </w:pPr>
+      <w:r>
+        <w:t>My deciding step, evidence and one remaining question</w:t>
+      </w:r>
+    </w:p>
+    <w:p>
+      <w:r>
+        <w:t>________________________________________________________________</w:t>
+      </w:r>
+    </w:p>
+    <w:p>
+      <w:r>
+        <w:t>________________________________________________________________</w:t>
+      </w:r>
+    </w:p>
+    <w:p>
+      <w:r>
+        <w:t>________________________________________________________________</w:t>
+      </w:r>
+    </w:p>
+    <w:p>
+      <w:r>
+        <w:t>________________________________________________________________</w:t>
+      </w:r>
+    </w:p>
+    <w:p>
+      <w:r>
+        <w:t>________________________________________________________________</w:t>
+      </w:r>
+    </w:p>
+    <w:p>
+      <w:r>
+        <w:t>If you are unsure, return to the worked picture and explain one arrow. If you are ready, change an input or assumption and justify your prediction.</w:t>
+      </w:r>
+    </w:p>
+    <w:p>
+      <w:r>
+        <w:t>Save your workbook evidence. At the next review, try a different case before opening your old answer.</w:t>
       </w:r>
     </w:p>
     <w:sectPr>

--- a/downloads/student/ai-4-week-25.docx
+++ b/downloads/student/ai-4-week-25.docx
@@ -3726,6 +3726,215 @@
     <w:p>
       <w:r>
         <w:t>Save your workbook evidence. At the next review, try a different case before opening your old answer.</w:t>
+      </w:r>
+    </w:p>
+    <w:p>
+      <w:pPr>
+        <w:pStyle w:val="Heading1"/>
+      </w:pPr>
+      <w:r>
+        <w:t>17. Supported practice, repair and portfolio</w:t>
+      </w:r>
+    </w:p>
+    <w:p>
+      <w:r>
+        <w:t>Use this supported practice once, in the browser or on paper. Keep the reserved independent assessment for a separate first attempt before teacher feedback.</w:t>
+      </w:r>
+    </w:p>
+    <w:p>
+      <w:r>
+        <w:t>Translate a threshold choice into missed-leaf and false-alarm costs.</w:t>
+      </w:r>
+    </w:p>
+    <w:p>
+      <w:pPr>
+        <w:pStyle w:val="Heading3"/>
+      </w:pPr>
+      <w:r>
+        <w:t>Practice 1: explain the deciding evidence</w:t>
+      </w:r>
+    </w:p>
+    <w:p>
+      <w:r>
+        <w:t>Which labelled step matches this detail? Threshold0.4 has smaller validation cost on these four cases.</w:t>
+      </w:r>
+    </w:p>
+    <w:p>
+      <w:r>
+        <w:t>1. Threshold0.4</w:t>
+      </w:r>
+    </w:p>
+    <w:p>
+      <w:r>
+        <w:t>2. Choose for stated costs</w:t>
+      </w:r>
+    </w:p>
+    <w:p>
+      <w:r>
+        <w:t>3. Threshold0.7</w:t>
+      </w:r>
+    </w:p>
+    <w:p>
+      <w:pPr>
+        <w:pStyle w:val="Heading3"/>
+      </w:pPr>
+      <w:r>
+        <w:t>My selected conclusion, deciding fact and explanation</w:t>
+      </w:r>
+    </w:p>
+    <w:p>
+      <w:r>
+        <w:t>________________________________________________________________</w:t>
+      </w:r>
+    </w:p>
+    <w:p>
+      <w:r>
+        <w:t>________________________________________________________________</w:t>
+      </w:r>
+    </w:p>
+    <w:p>
+      <w:r>
+        <w:t>________________________________________________________________</w:t>
+      </w:r>
+    </w:p>
+    <w:p>
+      <w:r>
+        <w:t>________________________________________________________________</w:t>
+      </w:r>
+    </w:p>
+    <w:p>
+      <w:r>
+        <w:t>________________________________________________________________</w:t>
+      </w:r>
+    </w:p>
+    <w:p>
+      <w:r>
+        <w:t>Hint if needed: Read the steps in the pictorial case. Match the supplied detail to the stage that performs or records it.</w:t>
+      </w:r>
+    </w:p>
+    <w:p>
+      <w:r>
+        <w:t>After your attempt, compare with the supported explanation: Choose for stated costs Threshold0.4 has smaller validation cost on these four cases. Read the picture in order. Threshold0.4 has smaller validation cost on these four cases. The arrows show which recorded input or intermediate result each decision uses. Explain the deciding step aloud before checking the changed case; pointing to the final answer alone does not show how it follows.</w:t>
+      </w:r>
+    </w:p>
+    <w:p>
+      <w:pPr>
+        <w:pStyle w:val="Heading3"/>
+      </w:pPr>
+      <w:r>
+        <w:t>Practice 2: explain the deciding evidence</w:t>
+      </w:r>
+    </w:p>
+    <w:p>
+      <w:r>
+        <w:t>Changed-case practice: Miss and false-alarm costs swap to1 and 5. Which conclusion is supported by the supplied facts?</w:t>
+      </w:r>
+    </w:p>
+    <w:p>
+      <w:r>
+        <w:t>1. This one example guarantees correct results for every future input.</w:t>
+      </w:r>
+    </w:p>
+    <w:p>
+      <w:r>
+        <w:t>2. We can decide the result without examining the changed input or the procedure.</w:t>
+      </w:r>
+    </w:p>
+    <w:p>
+      <w:r>
+        <w:t>3. Threshold0.7 costs1 while0.4 costs5; preferred threshold switches.</w:t>
+      </w:r>
+    </w:p>
+    <w:p>
+      <w:pPr>
+        <w:pStyle w:val="Heading3"/>
+      </w:pPr>
+      <w:r>
+        <w:t>My selected conclusion, deciding fact and explanation</w:t>
+      </w:r>
+    </w:p>
+    <w:p>
+      <w:r>
+        <w:t>________________________________________________________________</w:t>
+      </w:r>
+    </w:p>
+    <w:p>
+      <w:r>
+        <w:t>________________________________________________________________</w:t>
+      </w:r>
+    </w:p>
+    <w:p>
+      <w:r>
+        <w:t>________________________________________________________________</w:t>
+      </w:r>
+    </w:p>
+    <w:p>
+      <w:r>
+        <w:t>________________________________________________________________</w:t>
+      </w:r>
+    </w:p>
+    <w:p>
+      <w:r>
+        <w:t>________________________________________________________________</w:t>
+      </w:r>
+    </w:p>
+    <w:p>
+      <w:r>
+        <w:t>Hint if needed: Use the changed condition and the deciding step in the pictorial trace. The answer must say what follows from those facts.</w:t>
+      </w:r>
+    </w:p>
+    <w:p>
+      <w:r>
+        <w:t>After your attempt, compare with the supported explanation: Threshold0.7 costs1 while0.4 costs5; preferred threshold switches. Metric choice encodes the declared consequences, not a universal best threshold.</w:t>
+      </w:r>
+    </w:p>
+    <w:p>
+      <w:pPr>
+        <w:pStyle w:val="Heading3"/>
+      </w:pPr>
+      <w:r>
+        <w:t>Repair a missing building block</w:t>
+      </w:r>
+    </w:p>
+    <w:p>
+      <w:r>
+        <w:t>Review Train, Validation, Test (ai-4/24). Goal: Select a model using a declared validation rule. Short practice: Why does B’s zero training MAE not settle the original choice? Point to the relevant step in the picture, then write the changed result and the rule or evidence that supports it.. Return to this week and explain what you changed.</w:t>
+      </w:r>
+    </w:p>
+    <w:p>
+      <w:r>
+        <w:t>Review Train a Regression Model (ai-4/22). Goal: Fit a line from a declared training candidate set. Short practice: May day3’s evaluation label choose the candidate line? Point to the relevant step in the picture, then write the changed result and the rule or evidence that supports it.. Return to this week and explain what you changed.</w:t>
+      </w:r>
+    </w:p>
+    <w:p>
+      <w:r>
+        <w:t>Review Regression and Residuals (ai-4/19). Goal: Distinguish numeric prediction from classification. Short practice: Which statistic reveals the size of errors without cancellation? Point to the relevant step in the picture, then write the changed result and the rule or evidence that supports it.. Return to this week and explain what you changed.</w:t>
+      </w:r>
+    </w:p>
+    <w:p>
+      <w:pPr>
+        <w:pStyle w:val="Heading3"/>
+      </w:pPr>
+      <w:r>
+        <w:t>Predict, run and debug</w:t>
+      </w:r>
+    </w:p>
+    <w:p>
+      <w:r>
+        <w:t>The browser lab lets you edit the supported Python examples already included in this lesson. Predict first, run, inspect the actual output or error, change one input, then run again. Keep code, predictions, actual results and a reasoned revision together. On paper, label your result as a trace rather than an execution.</w:t>
+      </w:r>
+    </w:p>
+    <w:p>
+      <w:pPr>
+        <w:pStyle w:val="Heading3"/>
+      </w:pPr>
+      <w:r>
+        <w:t>Keep your completed work</w:t>
+      </w:r>
+    </w:p>
+    <w:p>
+      <w:r>
+        <w:t>Use Download completed work in the hosted lesson to export your answers, reflections, practice feedback and code-run evidence. Open the HTML copy to read or print it. Drafts stay in this browser when storage is available; clear drafts on a shared device.</w:t>
       </w:r>
     </w:p>
     <w:sectPr>

--- a/downloads/student/ai-4-week-25.docx
+++ b/downloads/student/ai-4-week-25.docx
@@ -42,6 +42,11 @@
       </w:r>
     </w:p>
     <w:p>
+      <w:r>
+        <w:t>Start with the target: Apply a declared score threshold including equality. Try the recall before opening notes.</w:t>
+      </w:r>
+    </w:p>
+    <w:p>
       <w:pPr>
         <w:pStyle w:val="Heading3"/>
       </w:pPr>
@@ -50,17 +55,83 @@
       </w:r>
     </w:p>
     <w:p>
-      <w:r>
-        <w:t>I can apply a declared score threshold including equality.</w:t>
-      </w:r>
-    </w:p>
-    <w:p>
-      <w:r>
-        <w:t>I can compare false alarms and misses at two thresholds.</w:t>
-      </w:r>
-    </w:p>
-    <w:p>
-      <w:r>
+      <w:pPr>
+        <w:spacing w:line="336" w:lineRule="auto" w:after="180"/>
+      </w:pPr>
+      <w:r>
+        <w:rPr>
+          <w:b w:val="0"/>
+        </w:rPr>
+        <w:t xml:space="preserve">I can apply a declared </w:t>
+      </w:r>
+      <w:r>
+        <w:rPr>
+          <w:b/>
+        </w:rPr>
+        <w:t>score</w:t>
+      </w:r>
+      <w:r>
+        <w:rPr>
+          <w:b w:val="0"/>
+        </w:rPr>
+        <w:t xml:space="preserve"> </w:t>
+      </w:r>
+      <w:r>
+        <w:rPr>
+          <w:b/>
+        </w:rPr>
+        <w:t>threshold</w:t>
+      </w:r>
+      <w:r>
+        <w:rPr>
+          <w:b w:val="0"/>
+        </w:rPr>
+        <w:t xml:space="preserve"> including equality.</w:t>
+      </w:r>
+    </w:p>
+    <w:p>
+      <w:pPr>
+        <w:spacing w:line="336" w:lineRule="auto" w:after="180"/>
+      </w:pPr>
+      <w:r>
+        <w:rPr>
+          <w:b w:val="0"/>
+        </w:rPr>
+        <w:t xml:space="preserve">I can compare </w:t>
+      </w:r>
+      <w:r>
+        <w:rPr>
+          <w:b/>
+        </w:rPr>
+        <w:t>false alarm</w:t>
+      </w:r>
+      <w:r>
+        <w:rPr>
+          <w:b w:val="0"/>
+        </w:rPr>
+        <w:t xml:space="preserve">s and misses at two </w:t>
+      </w:r>
+      <w:r>
+        <w:rPr>
+          <w:b/>
+        </w:rPr>
+        <w:t>threshold</w:t>
+      </w:r>
+      <w:r>
+        <w:rPr>
+          <w:b w:val="0"/>
+        </w:rPr>
+        <w:t>s.</w:t>
+      </w:r>
+    </w:p>
+    <w:p>
+      <w:pPr>
+        <w:spacing w:line="336" w:lineRule="auto" w:after="180"/>
+      </w:pPr>
+      <w:r>
+        <w:rPr>
+          <w:b w:val="0"/>
+        </w:rPr>
         <w:t>I can separate validation choices from final testing.</w:t>
       </w:r>
     </w:p>
@@ -73,33 +144,105 @@
       </w:r>
     </w:p>
     <w:p>
-      <w:r>
-        <w:t>Close your notes first. A rough first answer helps us choose the right starting point; it is not a score for your ability.</w:t>
-      </w:r>
-    </w:p>
-    <w:p>
-      <w:r>
+      <w:pPr>
+        <w:spacing w:line="336" w:lineRule="auto" w:after="180"/>
+      </w:pPr>
+      <w:r>
+        <w:rPr>
+          <w:b w:val="0"/>
+        </w:rPr>
+        <w:t xml:space="preserve">Close your notes first. A rough first answer helps us choose the right starting point; it is not a </w:t>
+      </w:r>
+      <w:r>
+        <w:rPr>
+          <w:b/>
+        </w:rPr>
+        <w:t>score</w:t>
+      </w:r>
+      <w:r>
+        <w:rPr>
+          <w:b w:val="0"/>
+        </w:rPr>
+        <w:t xml:space="preserve"> for your ability.</w:t>
+      </w:r>
+    </w:p>
+    <w:p>
+      <w:pPr>
+        <w:spacing w:line="336" w:lineRule="auto" w:after="180"/>
+      </w:pPr>
+      <w:r>
+        <w:rPr>
+          <w:b w:val="0"/>
+        </w:rPr>
         <w:t>Without opening the old lesson, explain one key idea from Train, Validation, Test. Give an example and a mistake that the idea helps you avoid.</w:t>
       </w:r>
     </w:p>
     <w:p>
-      <w:r>
+      <w:pPr>
+        <w:spacing w:line="336" w:lineRule="auto" w:after="180"/>
+      </w:pPr>
+      <w:r>
+        <w:rPr>
+          <w:b w:val="0"/>
+        </w:rPr>
         <w:t>Without opening the old lesson, explain one key idea from Train a Regression Model. Give an example and a mistake that the idea helps you avoid.</w:t>
       </w:r>
     </w:p>
     <w:p>
-      <w:r>
+      <w:pPr>
+        <w:spacing w:line="336" w:lineRule="auto" w:after="180"/>
+      </w:pPr>
+      <w:r>
+        <w:rPr>
+          <w:b w:val="0"/>
+        </w:rPr>
         <w:t>Without opening the old lesson, explain one key idea from Regression and Residuals. Give an example and a mistake that the idea helps you avoid.</w:t>
       </w:r>
     </w:p>
     <w:p>
-      <w:r>
-        <w:t>After trying, check the relevant lesson or ask your teacher. Change the part of your explanation that the evidence shows was wrong.</w:t>
-      </w:r>
-    </w:p>
-    <w:p>
-      <w:r>
-        <w:t>Metric choice depends on intended use, the positive class, who is affected, and the consequences of each error.</w:t>
+      <w:pPr>
+        <w:spacing w:line="336" w:lineRule="auto" w:after="180"/>
+      </w:pPr>
+      <w:r>
+        <w:rPr>
+          <w:b w:val="0"/>
+        </w:rPr>
+        <w:t xml:space="preserve">After trying, check the relevant lesson or ask your teacher. Change the part of your explanation that the </w:t>
+      </w:r>
+      <w:r>
+        <w:rPr>
+          <w:b/>
+        </w:rPr>
+        <w:t>evidence</w:t>
+      </w:r>
+      <w:r>
+        <w:rPr>
+          <w:b w:val="0"/>
+        </w:rPr>
+        <w:t xml:space="preserve"> shows was wrong.</w:t>
+      </w:r>
+    </w:p>
+    <w:p>
+      <w:pPr>
+        <w:spacing w:line="336" w:lineRule="auto" w:after="180"/>
+      </w:pPr>
+      <w:r>
+        <w:rPr>
+          <w:b w:val="0"/>
+        </w:rPr>
+        <w:t xml:space="preserve">Metric choice depends on intended use, the positive class, who is affected, and the </w:t>
+      </w:r>
+      <w:r>
+        <w:rPr>
+          <w:b/>
+        </w:rPr>
+        <w:t>consequence</w:t>
+      </w:r>
+      <w:r>
+        <w:rPr>
+          <w:b w:val="0"/>
+        </w:rPr>
+        <w:t>s of each error.</w:t>
       </w:r>
     </w:p>
     <w:p>
@@ -139,12 +282,57 @@
       </w:r>
     </w:p>
     <w:p>
-      <w:r>
-        <w:t>LEARNING TARGET  A reviewer can inspect at most 10 alerts daily. Model A flags 20 cases with higher recall; B flags 8 with lower recall. What evidence is needed before choosing a threshold?</w:t>
-      </w:r>
-    </w:p>
-    <w:p>
-      <w:r>
+      <w:pPr>
+        <w:pStyle w:val="Heading3"/>
+      </w:pPr>
+      <w:r>
+        <w:t>Your target</w:t>
+      </w:r>
+    </w:p>
+    <w:p>
+      <w:pPr>
+        <w:spacing w:line="336" w:lineRule="auto" w:after="180"/>
+        <w:shd w:fill="EDF7F3"/>
+      </w:pPr>
+      <w:r>
+        <w:rPr>
+          <w:b w:val="0"/>
+        </w:rPr>
+        <w:t xml:space="preserve">LEARNING TARGET  A reviewer can inspect at most 10 alerts daily. Model A flags 20 cases with higher recall; B flags 8 with lower recall. What </w:t>
+      </w:r>
+      <w:r>
+        <w:rPr>
+          <w:b/>
+        </w:rPr>
+        <w:t>evidence</w:t>
+      </w:r>
+      <w:r>
+        <w:rPr>
+          <w:b w:val="0"/>
+        </w:rPr>
+        <w:t xml:space="preserve"> is needed before choosing a </w:t>
+      </w:r>
+      <w:r>
+        <w:rPr>
+          <w:b/>
+        </w:rPr>
+        <w:t>threshold</w:t>
+      </w:r>
+      <w:r>
+        <w:rPr>
+          <w:b w:val="0"/>
+        </w:rPr>
+        <w:t>?</w:t>
+      </w:r>
+    </w:p>
+    <w:p>
+      <w:pPr>
+        <w:spacing w:line="336" w:lineRule="auto" w:after="180"/>
+      </w:pPr>
+      <w:r>
+        <w:rPr>
+          <w:b w:val="0"/>
+        </w:rPr>
         <w:t>Builder name and experiment date:</w:t>
       </w:r>
     </w:p>
@@ -157,7 +345,14 @@
       </w:r>
     </w:p>
     <w:p>
-      <w:r>
+      <w:pPr>
+        <w:spacing w:line="336" w:lineRule="auto" w:after="180"/>
+        <w:shd w:fill="F5F1FB"/>
+      </w:pPr>
+      <w:r>
+        <w:rPr>
+          <w:b w:val="0"/>
+        </w:rPr>
         <w:t>Which denominator defines recall?</w:t>
       </w:r>
     </w:p>
@@ -170,8 +365,26 @@
       </w:r>
     </w:p>
     <w:p>
-      <w:r>
-        <w:t>By the end, I can explain metrics match consequences using a traced example and a stated limitation.</w:t>
+      <w:pPr>
+        <w:spacing w:line="336" w:lineRule="auto" w:after="180"/>
+      </w:pPr>
+      <w:r>
+        <w:rPr>
+          <w:b w:val="0"/>
+        </w:rPr>
+        <w:t xml:space="preserve">By the end, I can explain metrics match </w:t>
+      </w:r>
+      <w:r>
+        <w:rPr>
+          <w:b/>
+        </w:rPr>
+        <w:t>consequence</w:t>
+      </w:r>
+      <w:r>
+        <w:rPr>
+          <w:b w:val="0"/>
+        </w:rPr>
+        <w:t>s using a traced example and a stated limitation.</w:t>
       </w:r>
     </w:p>
     <w:p>
@@ -184,6 +397,17 @@
     </w:p>
     <w:p>
       <w:r>
+        <w:t>Investigate the supplied Metrics Match Consequences case. Separate observations, given facts and assumptions before choosing an explanation.</w:t>
+      </w:r>
+    </w:p>
+    <w:p>
+      <w:pPr>
+        <w:spacing w:line="336" w:lineRule="auto" w:after="180"/>
+      </w:pPr>
+      <w:r>
+        <w:rPr>
+          <w:b/>
+        </w:rPr>
         <w:t>PICTURE ENTRY</w:t>
       </w:r>
     </w:p>
@@ -196,8 +420,26 @@
       </w:r>
     </w:p>
     <w:p>
-      <w:r>
-        <w:t>Begin with visible evidence; do not explain more than the picture and information support.</w:t>
+      <w:pPr>
+        <w:spacing w:line="336" w:lineRule="auto" w:after="180"/>
+      </w:pPr>
+      <w:r>
+        <w:rPr>
+          <w:b w:val="0"/>
+        </w:rPr>
+        <w:t xml:space="preserve">Begin with visible </w:t>
+      </w:r>
+      <w:r>
+        <w:rPr>
+          <w:b/>
+        </w:rPr>
+        <w:t>evidence</w:t>
+      </w:r>
+      <w:r>
+        <w:rPr>
+          <w:b w:val="0"/>
+        </w:rPr>
+        <w:t>; do not explain more than the picture and information support.</w:t>
       </w:r>
     </w:p>
     <w:p>
@@ -237,33 +479,150 @@
       </w:r>
     </w:p>
     <w:p>
-      <w:r>
-        <w:t>MYSTERY  The team must use metrics match consequences to solve a model-building problem. What information do they have? What important evidence is still missing?</w:t>
-      </w:r>
-    </w:p>
-    <w:p>
-      <w:r>
+      <w:pPr>
+        <w:pStyle w:val="Heading3"/>
+      </w:pPr>
+      <w:r>
+        <w:t>Start with this puzzle</w:t>
+      </w:r>
+    </w:p>
+    <w:p>
+      <w:pPr>
+        <w:spacing w:line="336" w:lineRule="auto" w:after="180"/>
+        <w:shd w:fill="F1F6FC"/>
+      </w:pPr>
+      <w:r>
+        <w:rPr>
+          <w:b w:val="0"/>
+        </w:rPr>
+        <w:t xml:space="preserve">MYSTERY  The team must use metrics match </w:t>
+      </w:r>
+      <w:r>
+        <w:rPr>
+          <w:b/>
+        </w:rPr>
+        <w:t>consequence</w:t>
+      </w:r>
+      <w:r>
+        <w:rPr>
+          <w:b w:val="0"/>
+        </w:rPr>
+        <w:t xml:space="preserve">s to solve a model-building problem. What information do they have? What important </w:t>
+      </w:r>
+      <w:r>
+        <w:rPr>
+          <w:b/>
+        </w:rPr>
+        <w:t>evidence</w:t>
+      </w:r>
+      <w:r>
+        <w:rPr>
+          <w:b w:val="0"/>
+        </w:rPr>
+        <w:t xml:space="preserve"> is still missing?</w:t>
+      </w:r>
+    </w:p>
+    <w:p>
+      <w:pPr>
+        <w:spacing w:line="336" w:lineRule="auto" w:after="180"/>
+      </w:pPr>
+      <w:r>
+        <w:rPr>
+          <w:b w:val="0"/>
+        </w:rPr>
         <w:t>Name three visible details without interpreting them.</w:t>
       </w:r>
     </w:p>
     <w:p>
-      <w:r>
+      <w:pPr>
+        <w:spacing w:line="336" w:lineRule="auto" w:after="180"/>
+      </w:pPr>
+      <w:r>
+        <w:rPr>
+          <w:b w:val="0"/>
+        </w:rPr>
         <w:t>Predict the data, model, or evaluation decision being made.</w:t>
       </w:r>
     </w:p>
     <w:p>
-      <w:r>
+      <w:pPr>
+        <w:spacing w:line="336" w:lineRule="auto" w:after="180"/>
+      </w:pPr>
+      <w:r>
+        <w:rPr>
+          <w:b w:val="0"/>
+        </w:rPr>
         <w:t>Identify one hidden assumption that could change the result.</w:t>
       </w:r>
     </w:p>
     <w:p>
-      <w:r>
-        <w:t>State what evidence would confirm or reject your prediction.</w:t>
-      </w:r>
-    </w:p>
-    <w:p>
-      <w:r>
-        <w:t>My prediction and supporting evidence:</w:t>
+      <w:pPr>
+        <w:spacing w:line="336" w:lineRule="auto" w:after="180"/>
+      </w:pPr>
+      <w:r>
+        <w:rPr>
+          <w:b w:val="0"/>
+        </w:rPr>
+        <w:t xml:space="preserve">State what </w:t>
+      </w:r>
+      <w:r>
+        <w:rPr>
+          <w:b/>
+        </w:rPr>
+        <w:t>evidence</w:t>
+      </w:r>
+      <w:r>
+        <w:rPr>
+          <w:b w:val="0"/>
+        </w:rPr>
+        <w:t xml:space="preserve"> would confirm or reject your </w:t>
+      </w:r>
+      <w:r>
+        <w:rPr>
+          <w:b/>
+        </w:rPr>
+        <w:t>prediction</w:t>
+      </w:r>
+      <w:r>
+        <w:rPr>
+          <w:b w:val="0"/>
+        </w:rPr>
+        <w:t>.</w:t>
+      </w:r>
+    </w:p>
+    <w:p>
+      <w:pPr>
+        <w:spacing w:line="336" w:lineRule="auto" w:after="180"/>
+      </w:pPr>
+      <w:r>
+        <w:rPr>
+          <w:b w:val="0"/>
+        </w:rPr>
+        <w:t xml:space="preserve">My </w:t>
+      </w:r>
+      <w:r>
+        <w:rPr>
+          <w:b/>
+        </w:rPr>
+        <w:t>prediction</w:t>
+      </w:r>
+      <w:r>
+        <w:rPr>
+          <w:b w:val="0"/>
+        </w:rPr>
+        <w:t xml:space="preserve"> and supporting </w:t>
+      </w:r>
+      <w:r>
+        <w:rPr>
+          <w:b/>
+        </w:rPr>
+        <w:t>evidence</w:t>
+      </w:r>
+      <w:r>
+        <w:rPr>
+          <w:b w:val="0"/>
+        </w:rPr>
+        <w:t>:</w:t>
       </w:r>
     </w:p>
     <w:p>
@@ -275,13 +634,143 @@
       </w:r>
     </w:p>
     <w:p>
-      <w:r>
-        <w:t>A classifier score is not automatically a probability. Declare blocked positive and predict blocked when score is at least the threshold. Changing this boundary changes decisions without necessarily retraining the model. Select it using development evidence and a task-relevant rule, not final-test answers.</w:t>
-      </w:r>
-    </w:p>
-    <w:p>
-      <w:r>
-        <w:t>Use fictional classroom data throughout this investigation. Keep the task, units, reference labels and data split visible as you reason. Earlier weeks supplied the model-building process; this week examines thresholds and consequences.</w:t>
+      <w:pPr>
+        <w:spacing w:line="336" w:lineRule="auto" w:after="180"/>
+      </w:pPr>
+      <w:r>
+        <w:rPr>
+          <w:b w:val="0"/>
+        </w:rPr>
+        <w:t xml:space="preserve">A classifier </w:t>
+      </w:r>
+      <w:r>
+        <w:rPr>
+          <w:b/>
+        </w:rPr>
+        <w:t>score</w:t>
+      </w:r>
+      <w:r>
+        <w:rPr>
+          <w:b w:val="0"/>
+        </w:rPr>
+        <w:t xml:space="preserve"> is not automatically a probability. Declare blocked positive and predict blocked when </w:t>
+      </w:r>
+      <w:r>
+        <w:rPr>
+          <w:b/>
+        </w:rPr>
+        <w:t>score</w:t>
+      </w:r>
+      <w:r>
+        <w:rPr>
+          <w:b w:val="0"/>
+        </w:rPr>
+        <w:t xml:space="preserve"> is at least the </w:t>
+      </w:r>
+      <w:r>
+        <w:rPr>
+          <w:b/>
+        </w:rPr>
+        <w:t>threshold</w:t>
+      </w:r>
+      <w:r>
+        <w:rPr>
+          <w:b w:val="0"/>
+        </w:rPr>
+        <w:t>. Changing this boundary changes decisions without necessarily re</w:t>
+      </w:r>
+      <w:r>
+        <w:rPr>
+          <w:b/>
+        </w:rPr>
+        <w:t>training</w:t>
+      </w:r>
+      <w:r>
+        <w:rPr>
+          <w:b w:val="0"/>
+        </w:rPr>
+        <w:t xml:space="preserve"> the model.</w:t>
+      </w:r>
+    </w:p>
+    <w:p>
+      <w:pPr>
+        <w:spacing w:line="336" w:lineRule="auto" w:after="180"/>
+      </w:pPr>
+      <w:r>
+        <w:rPr>
+          <w:b w:val="0"/>
+        </w:rPr>
+        <w:t xml:space="preserve">Select it using development </w:t>
+      </w:r>
+      <w:r>
+        <w:rPr>
+          <w:b/>
+        </w:rPr>
+        <w:t>evidence</w:t>
+      </w:r>
+      <w:r>
+        <w:rPr>
+          <w:b w:val="0"/>
+        </w:rPr>
+        <w:t xml:space="preserve"> and a task-relevant rule, not final-test answers.</w:t>
+      </w:r>
+    </w:p>
+    <w:p>
+      <w:pPr>
+        <w:spacing w:line="336" w:lineRule="auto" w:after="180"/>
+      </w:pPr>
+      <w:r>
+        <w:rPr>
+          <w:b w:val="0"/>
+        </w:rPr>
+        <w:t>Use fictional classroom data throughout this investigation. Keep the task, units, reference labels and data split visible as you reason.</w:t>
+      </w:r>
+    </w:p>
+    <w:p>
+      <w:pPr>
+        <w:spacing w:line="336" w:lineRule="auto" w:after="180"/>
+      </w:pPr>
+      <w:r>
+        <w:rPr>
+          <w:b w:val="0"/>
+        </w:rPr>
+        <w:t xml:space="preserve">Earlier weeks supplied the model-building </w:t>
+      </w:r>
+      <w:r>
+        <w:rPr>
+          <w:b/>
+        </w:rPr>
+        <w:t>process</w:t>
+      </w:r>
+      <w:r>
+        <w:rPr>
+          <w:b w:val="0"/>
+        </w:rPr>
+        <w:t xml:space="preserve">; this week examines </w:t>
+      </w:r>
+      <w:r>
+        <w:rPr>
+          <w:b/>
+        </w:rPr>
+        <w:t>threshold</w:t>
+      </w:r>
+      <w:r>
+        <w:rPr>
+          <w:b w:val="0"/>
+        </w:rPr>
+        <w:t xml:space="preserve">s and </w:t>
+      </w:r>
+      <w:r>
+        <w:rPr>
+          <w:b/>
+        </w:rPr>
+        <w:t>consequence</w:t>
+      </w:r>
+      <w:r>
+        <w:rPr>
+          <w:b w:val="0"/>
+        </w:rPr>
+        <w:t>s.</w:t>
       </w:r>
     </w:p>
     <w:p>
@@ -294,7 +783,24 @@
     </w:p>
     <w:p>
       <w:r>
-        <w:t>ML MECHANISM</w:t>
+        <w:t>Follow the mechanism for Metrics Match Consequences. Connect each labelled input, deciding step and result.</w:t>
+      </w:r>
+    </w:p>
+    <w:p>
+      <w:pPr>
+        <w:spacing w:line="336" w:lineRule="auto" w:after="180"/>
+      </w:pPr>
+      <w:r>
+        <w:rPr>
+          <w:b/>
+        </w:rPr>
+        <w:t xml:space="preserve">ML </w:t>
+      </w:r>
+      <w:r>
+        <w:rPr>
+          <w:b/>
+        </w:rPr>
+        <w:t>MECHANISM</w:t>
       </w:r>
     </w:p>
     <w:p>
@@ -306,7 +812,13 @@
       </w:r>
     </w:p>
     <w:p>
-      <w:r>
+      <w:pPr>
+        <w:spacing w:line="336" w:lineRule="auto" w:after="180"/>
+      </w:pPr>
+      <w:r>
+        <w:rPr>
+          <w:b w:val="0"/>
+        </w:rPr>
         <w:t>Trace the information, fitted behavior, and evaluation proof separately.</w:t>
       </w:r>
     </w:p>
@@ -419,28 +931,100 @@
       </w:r>
     </w:p>
     <w:p>
-      <w:r>
+      <w:pPr>
+        <w:pStyle w:val="Heading3"/>
+      </w:pPr>
+      <w:r>
+        <w:t>Question to explain</w:t>
+      </w:r>
+    </w:p>
+    <w:p>
+      <w:pPr>
+        <w:spacing w:line="336" w:lineRule="auto" w:after="180"/>
+        <w:shd w:fill="F5F1FB"/>
+      </w:pPr>
+      <w:r>
+        <w:rPr>
+          <w:b w:val="0"/>
+        </w:rPr>
         <w:t>QUESTION  Select metrics for screening, recommendation, and forecasting tasks.</w:t>
       </w:r>
     </w:p>
     <w:p>
-      <w:r>
-        <w:t>MODEL IDEA  Metric choice depends on intended use, the positive class, who is affected, and the consequences of each error.</w:t>
-      </w:r>
-    </w:p>
-    <w:p>
-      <w:r>
+      <w:pPr>
+        <w:spacing w:line="336" w:lineRule="auto" w:after="180"/>
+      </w:pPr>
+      <w:r>
+        <w:rPr>
+          <w:b w:val="0"/>
+        </w:rPr>
+        <w:t xml:space="preserve">MODEL IDEA  Metric choice depends on intended use, the positive class, who is affected, and the </w:t>
+      </w:r>
+      <w:r>
+        <w:rPr>
+          <w:b/>
+        </w:rPr>
+        <w:t>consequence</w:t>
+      </w:r>
+      <w:r>
+        <w:rPr>
+          <w:b w:val="0"/>
+        </w:rPr>
+        <w:t>s of each error.</w:t>
+      </w:r>
+    </w:p>
+    <w:p>
+      <w:pPr>
+        <w:spacing w:line="336" w:lineRule="auto" w:after="180"/>
+      </w:pPr>
+      <w:r>
+        <w:rPr>
+          <w:b w:val="0"/>
+        </w:rPr>
         <w:t>PROOF NEEDED  Use an unseen case, visible calculation, error analysis, and a stated limitation.</w:t>
       </w:r>
     </w:p>
     <w:p>
-      <w:r>
+      <w:pPr>
+        <w:pStyle w:val="Heading3"/>
+      </w:pPr>
+      <w:r>
+        <w:t>How the mechanism works</w:t>
+      </w:r>
+    </w:p>
+    <w:p>
+      <w:pPr>
+        <w:spacing w:line="336" w:lineRule="auto" w:after="180"/>
+        <w:shd w:fill="F1F6F8"/>
+      </w:pPr>
+      <w:r>
+        <w:rPr>
+          <w:b w:val="0"/>
+        </w:rPr>
         <w:t>UNDER THE HOOD  Screening task treats missed positives as costly, so emphasize recall and human follow-up. Recommendation task may track precision among shown items plus user benefit.</w:t>
       </w:r>
     </w:p>
     <w:p>
-      <w:r>
-        <w:t>Draw a fresh data → model → prediction → evaluation trace:</w:t>
+      <w:pPr>
+        <w:spacing w:line="336" w:lineRule="auto" w:after="180"/>
+      </w:pPr>
+      <w:r>
+        <w:rPr>
+          <w:b w:val="0"/>
+        </w:rPr>
+        <w:t xml:space="preserve">Draw a fresh data → model → </w:t>
+      </w:r>
+      <w:r>
+        <w:rPr>
+          <w:b/>
+        </w:rPr>
+        <w:t>prediction</w:t>
+      </w:r>
+      <w:r>
+        <w:rPr>
+          <w:b w:val="0"/>
+        </w:rPr>
+        <w:t xml:space="preserve"> → evaluation trace:</w:t>
       </w:r>
     </w:p>
     <w:p>
@@ -452,8 +1036,49 @@
       </w:r>
     </w:p>
     <w:p>
-      <w:r>
-        <w:t>Six records have score/reference pairs A .9/blocked, B .7/clear, C .6/blocked, D .4/blocked, E .3/clear, F .1/clear. At threshold .5, TP=2, FP=1, FN=1, TN=2. At .3, TP=3, FP=2, FN=0, TN=1. Equality is positive, so E is flagged at .3.</w:t>
+      <w:pPr>
+        <w:spacing w:line="336" w:lineRule="auto" w:after="180"/>
+      </w:pPr>
+      <w:r>
+        <w:rPr>
+          <w:b w:val="0"/>
+        </w:rPr>
+        <w:t xml:space="preserve">Six records have </w:t>
+      </w:r>
+      <w:r>
+        <w:rPr>
+          <w:b/>
+        </w:rPr>
+        <w:t>score</w:t>
+      </w:r>
+      <w:r>
+        <w:rPr>
+          <w:b w:val="0"/>
+        </w:rPr>
+        <w:t xml:space="preserve">/reference pairs A .9/blocked, B .7/clear, C .6/blocked, D .4/blocked, E .3/clear, F .1/clear. At </w:t>
+      </w:r>
+      <w:r>
+        <w:rPr>
+          <w:b/>
+        </w:rPr>
+        <w:t>threshold</w:t>
+      </w:r>
+      <w:r>
+        <w:rPr>
+          <w:b w:val="0"/>
+        </w:rPr>
+        <w:t xml:space="preserve"> .5, TP=2, FP=1, FN=1, TN=2. At .3, TP=3, FP=2, FN=0, TN=1.</w:t>
+      </w:r>
+    </w:p>
+    <w:p>
+      <w:pPr>
+        <w:spacing w:line="336" w:lineRule="auto" w:after="180"/>
+      </w:pPr>
+      <w:r>
+        <w:rPr>
+          <w:b w:val="0"/>
+        </w:rPr>
+        <w:t>Equality is positive, so E is flagged at .3.</w:t>
       </w:r>
     </w:p>
     <w:p>
@@ -480,8 +1105,38 @@
       </w:r>
     </w:p>
     <w:p>
-      <w:r>
-        <w:t>Trace the calculation on paper before running this optional Python check. Use the stated fictional inputs and compare intermediate values. The code checks this example; your independent workbook case uses different evidence.</w:t>
+      <w:pPr>
+        <w:spacing w:line="336" w:lineRule="auto" w:after="180"/>
+      </w:pPr>
+      <w:r>
+        <w:rPr>
+          <w:b w:val="0"/>
+        </w:rPr>
+        <w:t xml:space="preserve">Trace the calculation on paper before running this optional Python check. Use the stated fictional </w:t>
+      </w:r>
+      <w:r>
+        <w:rPr>
+          <w:b/>
+        </w:rPr>
+        <w:t>input</w:t>
+      </w:r>
+      <w:r>
+        <w:rPr>
+          <w:b w:val="0"/>
+        </w:rPr>
+        <w:t xml:space="preserve">s and compare intermediate values. The code checks this example; your independent workbook case uses different </w:t>
+      </w:r>
+      <w:r>
+        <w:rPr>
+          <w:b/>
+        </w:rPr>
+        <w:t>evidence</w:t>
+      </w:r>
+      <w:r>
+        <w:rPr>
+          <w:b w:val="0"/>
+        </w:rPr>
+        <w:t>.</w:t>
       </w:r>
     </w:p>
     <w:p>
@@ -493,8 +1148,26 @@
       </w:r>
     </w:p>
     <w:p>
-      <w:r>
-        <w:t>Point to the input, the deciding step and the result in this week’s visual. Explain the same step in ordinary words. A picture helps when you can say what each part represents.</w:t>
+      <w:pPr>
+        <w:spacing w:line="336" w:lineRule="auto" w:after="180"/>
+      </w:pPr>
+      <w:r>
+        <w:rPr>
+          <w:b w:val="0"/>
+        </w:rPr>
+        <w:t xml:space="preserve">Point to the </w:t>
+      </w:r>
+      <w:r>
+        <w:rPr>
+          <w:b/>
+        </w:rPr>
+        <w:t>input</w:t>
+      </w:r>
+      <w:r>
+        <w:rPr>
+          <w:b w:val="0"/>
+        </w:rPr>
+        <w:t>, the deciding step and the result in this week’s visual. Explain the same step in ordinary words. A picture helps when you can say what each part represents.</w:t>
       </w:r>
     </w:p>
     <w:p>
@@ -507,6 +1180,17 @@
     </w:p>
     <w:p>
       <w:r>
+        <w:t>Compare the supplied cases for Metrics Match Consequences. Identify the detail that changes the conclusion.</w:t>
+      </w:r>
+    </w:p>
+    <w:p>
+      <w:pPr>
+        <w:spacing w:line="336" w:lineRule="auto" w:after="180"/>
+      </w:pPr>
+      <w:r>
+        <w:rPr>
+          <w:b/>
+        </w:rPr>
         <w:t>EVALUATION DESIGN</w:t>
       </w:r>
     </w:p>
@@ -519,7 +1203,13 @@
       </w:r>
     </w:p>
     <w:p>
-      <w:r>
+      <w:pPr>
+        <w:spacing w:line="336" w:lineRule="auto" w:after="180"/>
+      </w:pPr>
+      <w:r>
+        <w:rPr>
+          <w:b w:val="0"/>
+        </w:rPr>
         <w:t>A system is not understood until it survives more than one comfortable example.</w:t>
       </w:r>
     </w:p>
@@ -668,32 +1358,103 @@
       </w:r>
     </w:p>
     <w:p>
-      <w:r>
+      <w:pPr>
+        <w:spacing w:line="336" w:lineRule="auto" w:after="180"/>
+      </w:pPr>
+      <w:r>
+        <w:rPr>
+          <w:b w:val="0"/>
+        </w:rPr>
         <w:t>NORMAL  Expected data and expected behavior.</w:t>
       </w:r>
     </w:p>
     <w:p>
-      <w:r>
-        <w:t>BOUNDARY  Value close to a threshold, ambiguous label, or uncertain prediction.</w:t>
-      </w:r>
-    </w:p>
-    <w:p>
-      <w:r>
+      <w:pPr>
+        <w:pStyle w:val="Heading3"/>
+      </w:pPr>
+      <w:r>
+        <w:t>Keep this boundary clear</w:t>
+      </w:r>
+    </w:p>
+    <w:p>
+      <w:pPr>
+        <w:spacing w:line="336" w:lineRule="auto" w:after="180"/>
+        <w:shd w:fill="FFF5E6"/>
+      </w:pPr>
+      <w:r>
+        <w:rPr>
+          <w:b w:val="0"/>
+        </w:rPr>
+        <w:t xml:space="preserve">BOUNDARY  Value close to a </w:t>
+      </w:r>
+      <w:r>
+        <w:rPr>
+          <w:b/>
+        </w:rPr>
+        <w:t>threshold</w:t>
+      </w:r>
+      <w:r>
+        <w:rPr>
+          <w:b w:val="0"/>
+        </w:rPr>
+        <w:t xml:space="preserve">, ambiguous label, or uncertain </w:t>
+      </w:r>
+      <w:r>
+        <w:rPr>
+          <w:b/>
+        </w:rPr>
+        <w:t>prediction</w:t>
+      </w:r>
+      <w:r>
+        <w:rPr>
+          <w:b w:val="0"/>
+        </w:rPr>
+        <w:t>.</w:t>
+      </w:r>
+    </w:p>
+    <w:p>
+      <w:pPr>
+        <w:spacing w:line="336" w:lineRule="auto" w:after="180"/>
+      </w:pPr>
+      <w:r>
+        <w:rPr>
+          <w:b w:val="0"/>
+        </w:rPr>
         <w:t>MISSING  Necessary field, label, source, or measurement is unavailable.</w:t>
       </w:r>
     </w:p>
     <w:p>
-      <w:r>
+      <w:pPr>
+        <w:spacing w:line="336" w:lineRule="auto" w:after="180"/>
+      </w:pPr>
+      <w:r>
+        <w:rPr>
+          <w:b w:val="0"/>
+        </w:rPr>
         <w:t>SHIFTED  New lighting, species, device, subgroup, or time condition.</w:t>
       </w:r>
     </w:p>
     <w:p>
-      <w:r>
+      <w:pPr>
+        <w:spacing w:line="336" w:lineRule="auto" w:after="180"/>
+        <w:shd w:fill="FFF5E6"/>
+      </w:pPr>
+      <w:r>
+        <w:rPr>
+          <w:b w:val="0"/>
+        </w:rPr>
         <w:t>RELEASE RULE  Passing one case never proves generalization. Predefine expected behavior for all four categories.</w:t>
       </w:r>
     </w:p>
     <w:p>
-      <w:r>
+      <w:pPr>
+        <w:spacing w:line="336" w:lineRule="auto" w:after="180"/>
+        <w:shd w:fill="F5F1FB"/>
+      </w:pPr>
+      <w:r>
+        <w:rPr>
+          <w:b w:val="0"/>
+        </w:rPr>
         <w:t>Which case most threatens today's claim, and why?</w:t>
       </w:r>
     </w:p>
@@ -706,18 +1467,117 @@
       </w:r>
     </w:p>
     <w:p>
-      <w:r>
+      <w:pPr>
+        <w:pStyle w:val="Heading3"/>
+      </w:pPr>
+      <w:r>
+        <w:t>Change one thing</w:t>
+      </w:r>
+    </w:p>
+    <w:p>
+      <w:pPr>
+        <w:spacing w:line="336" w:lineRule="auto" w:after="180"/>
+        <w:shd w:fill="F5F1FB"/>
+      </w:pPr>
+      <w:r>
+        <w:rPr>
+          <w:b w:val="0"/>
+        </w:rPr>
         <w:t>Change: Miss and false-alarm costs swap to1 and 5.</w:t>
       </w:r>
     </w:p>
     <w:p>
-      <w:r>
-        <w:t>Prediction: Threshold0.7 costs1 while0.4 costs5; preferred threshold switches.</w:t>
-      </w:r>
-    </w:p>
-    <w:p>
-      <w:r>
-        <w:t>Reason: Metric choice encodes the declared consequences, not a universal best threshold.</w:t>
+      <w:pPr>
+        <w:pStyle w:val="Heading3"/>
+      </w:pPr>
+      <w:r>
+        <w:t>Predicted result</w:t>
+      </w:r>
+    </w:p>
+    <w:p>
+      <w:pPr>
+        <w:spacing w:line="336" w:lineRule="auto" w:after="180"/>
+        <w:shd w:fill="F1F6FC"/>
+      </w:pPr>
+      <w:r>
+        <w:rPr>
+          <w:b/>
+        </w:rPr>
+        <w:t>Prediction</w:t>
+      </w:r>
+      <w:r>
+        <w:rPr>
+          <w:b w:val="0"/>
+        </w:rPr>
+        <w:t xml:space="preserve">: </w:t>
+      </w:r>
+      <w:r>
+        <w:rPr>
+          <w:b/>
+        </w:rPr>
+        <w:t>Threshold</w:t>
+      </w:r>
+      <w:r>
+        <w:rPr>
+          <w:b w:val="0"/>
+        </w:rPr>
+        <w:t xml:space="preserve">0.7 costs1 while0.4 costs5; preferred </w:t>
+      </w:r>
+      <w:r>
+        <w:rPr>
+          <w:b/>
+        </w:rPr>
+        <w:t>threshold</w:t>
+      </w:r>
+      <w:r>
+        <w:rPr>
+          <w:b w:val="0"/>
+        </w:rPr>
+        <w:t xml:space="preserve"> switches.</w:t>
+      </w:r>
+    </w:p>
+    <w:p>
+      <w:pPr>
+        <w:pStyle w:val="Heading3"/>
+      </w:pPr>
+      <w:r>
+        <w:t>Why the result follows</w:t>
+      </w:r>
+    </w:p>
+    <w:p>
+      <w:pPr>
+        <w:spacing w:line="336" w:lineRule="auto" w:after="180"/>
+        <w:shd w:fill="F1F6FC"/>
+      </w:pPr>
+      <w:r>
+        <w:rPr>
+          <w:b w:val="0"/>
+        </w:rPr>
+        <w:t xml:space="preserve">Reason: Metric choice encodes the declared </w:t>
+      </w:r>
+      <w:r>
+        <w:rPr>
+          <w:b/>
+        </w:rPr>
+        <w:t>consequence</w:t>
+      </w:r>
+      <w:r>
+        <w:rPr>
+          <w:b w:val="0"/>
+        </w:rPr>
+        <w:t xml:space="preserve">s, not a universal best </w:t>
+      </w:r>
+      <w:r>
+        <w:rPr>
+          <w:b/>
+        </w:rPr>
+        <w:t>threshold</w:t>
+      </w:r>
+      <w:r>
+        <w:rPr>
+          <w:b w:val="0"/>
+        </w:rPr>
+        <w:t>.</w:t>
       </w:r>
     </w:p>
     <w:p>
@@ -730,6 +1590,17 @@
     </w:p>
     <w:p>
       <w:r>
+        <w:t>Use the vocabulary of Metrics Match Consequences to explain a concrete decision, rather than only memorising definitions.</w:t>
+      </w:r>
+    </w:p>
+    <w:p>
+      <w:pPr>
+        <w:spacing w:line="336" w:lineRule="auto" w:after="180"/>
+      </w:pPr>
+      <w:r>
+        <w:rPr>
+          <w:b/>
+        </w:rPr>
         <w:t>VOCABULARY</w:t>
       </w:r>
     </w:p>
@@ -742,7 +1613,13 @@
       </w:r>
     </w:p>
     <w:p>
-      <w:r>
+      <w:pPr>
+        <w:spacing w:line="336" w:lineRule="auto" w:after="180"/>
+      </w:pPr>
+      <w:r>
+        <w:rPr>
+          <w:b w:val="0"/>
+        </w:rPr>
         <w:t>A definition matters when it lets you interpret a new dataset, model, or result.</w:t>
       </w:r>
     </w:p>
@@ -1058,12 +1935,25 @@
       </w:tr>
     </w:tbl>
     <w:p>
-      <w:r>
+      <w:pPr>
+        <w:spacing w:line="336" w:lineRule="auto" w:after="180"/>
+        <w:shd w:fill="FFF5E6"/>
+      </w:pPr>
+      <w:r>
+        <w:rPr>
+          <w:b w:val="0"/>
+        </w:rPr>
         <w:t>MISCONCEPTION TO REPAIR  The same highest-accuracy metric should choose every model.</w:t>
       </w:r>
     </w:p>
     <w:p>
-      <w:r>
+      <w:pPr>
+        <w:spacing w:line="336" w:lineRule="auto" w:after="180"/>
+      </w:pPr>
+      <w:r>
+        <w:rPr>
+          <w:b w:val="0"/>
+        </w:rPr>
         <w:t>Repair the claim using a definition, calculation, or test record:</w:t>
       </w:r>
     </w:p>
@@ -1209,7 +2099,24 @@
     </w:p>
     <w:p>
       <w:r>
-        <w:t>WORKED EVIDENCE</w:t>
+        <w:t>Follow the worked trace for Metrics Match Consequences, predict a step, then compare with its explanation.</w:t>
+      </w:r>
+    </w:p>
+    <w:p>
+      <w:pPr>
+        <w:spacing w:line="336" w:lineRule="auto" w:after="180"/>
+      </w:pPr>
+      <w:r>
+        <w:rPr>
+          <w:b/>
+        </w:rPr>
+        <w:t xml:space="preserve">WORKED </w:t>
+      </w:r>
+      <w:r>
+        <w:rPr>
+          <w:b/>
+        </w:rPr>
+        <w:t>EVIDENCE</w:t>
       </w:r>
     </w:p>
     <w:p>
@@ -1221,8 +2128,26 @@
       </w:r>
     </w:p>
     <w:p>
-      <w:r>
-        <w:t>Predict first. Then check each step. A correct answer without visible evidence cannot be audited.</w:t>
+      <w:pPr>
+        <w:spacing w:line="336" w:lineRule="auto" w:after="180"/>
+      </w:pPr>
+      <w:r>
+        <w:rPr>
+          <w:b w:val="0"/>
+        </w:rPr>
+        <w:t xml:space="preserve">Predict first. Then check each step. A correct answer without visible </w:t>
+      </w:r>
+      <w:r>
+        <w:rPr>
+          <w:b/>
+        </w:rPr>
+        <w:t>evidence</w:t>
+      </w:r>
+      <w:r>
+        <w:rPr>
+          <w:b w:val="0"/>
+        </w:rPr>
+        <w:t xml:space="preserve"> cannot be audited.</w:t>
       </w:r>
     </w:p>
     <w:p>
@@ -1262,33 +2187,142 @@
       </w:r>
     </w:p>
     <w:p>
-      <w:r>
+      <w:pPr>
+        <w:pStyle w:val="Heading3"/>
+      </w:pPr>
+      <w:r>
+        <w:t>Step 1</w:t>
+      </w:r>
+    </w:p>
+    <w:p>
+      <w:pPr>
+        <w:spacing w:line="336" w:lineRule="auto" w:after="180"/>
+        <w:shd w:fill="F4F9FC"/>
+      </w:pPr>
+      <w:r>
+        <w:rPr>
+          <w:b w:val="0"/>
+        </w:rPr>
         <w:t>STEP 1  Screening task treats missed positives as costly, so emphasize recall and human follow-up.</w:t>
       </w:r>
     </w:p>
     <w:p>
-      <w:r>
+      <w:pPr>
+        <w:pStyle w:val="Heading3"/>
+      </w:pPr>
+      <w:r>
+        <w:t>Step 2</w:t>
+      </w:r>
+    </w:p>
+    <w:p>
+      <w:pPr>
+        <w:spacing w:line="336" w:lineRule="auto" w:after="180"/>
+        <w:shd w:fill="F4F9FC"/>
+      </w:pPr>
+      <w:r>
+        <w:rPr>
+          <w:b w:val="0"/>
+        </w:rPr>
         <w:t>STEP 2  Recommendation task may track precision among shown items plus user benefit.</w:t>
       </w:r>
     </w:p>
     <w:p>
-      <w:r>
+      <w:pPr>
+        <w:pStyle w:val="Heading3"/>
+      </w:pPr>
+      <w:r>
+        <w:t>Step 3</w:t>
+      </w:r>
+    </w:p>
+    <w:p>
+      <w:pPr>
+        <w:spacing w:line="336" w:lineRule="auto" w:after="180"/>
+        <w:shd w:fill="F4F9FC"/>
+      </w:pPr>
+      <w:r>
+        <w:rPr>
+          <w:b w:val="0"/>
+        </w:rPr>
         <w:t>STEP 3  Height forecast uses MAE in centimeters and residual slices.</w:t>
       </w:r>
     </w:p>
     <w:p>
-      <w:r>
-        <w:t>STEP 4  No metric replaces a written consequence analysis and subgroup review.</w:t>
-      </w:r>
-    </w:p>
-    <w:p>
-      <w:r>
-        <w:t>CHECK  Verify the denominator, unit, split, class definition, and data version before interpreting a score.</w:t>
-      </w:r>
-    </w:p>
-    <w:p>
-      <w:r>
-        <w:t>Recalculate, retrace, or restate the evidence independently:</w:t>
+      <w:pPr>
+        <w:pStyle w:val="Heading3"/>
+      </w:pPr>
+      <w:r>
+        <w:t>Step 4</w:t>
+      </w:r>
+    </w:p>
+    <w:p>
+      <w:pPr>
+        <w:spacing w:line="336" w:lineRule="auto" w:after="180"/>
+        <w:shd w:fill="F4F9FC"/>
+      </w:pPr>
+      <w:r>
+        <w:rPr>
+          <w:b w:val="0"/>
+        </w:rPr>
+        <w:t xml:space="preserve">STEP 4  No metric replaces a written </w:t>
+      </w:r>
+      <w:r>
+        <w:rPr>
+          <w:b/>
+        </w:rPr>
+        <w:t>consequence</w:t>
+      </w:r>
+      <w:r>
+        <w:rPr>
+          <w:b w:val="0"/>
+        </w:rPr>
+        <w:t xml:space="preserve"> analysis and subgroup review.</w:t>
+      </w:r>
+    </w:p>
+    <w:p>
+      <w:pPr>
+        <w:spacing w:line="336" w:lineRule="auto" w:after="180"/>
+        <w:shd w:fill="EDF7F3"/>
+      </w:pPr>
+      <w:r>
+        <w:rPr>
+          <w:b w:val="0"/>
+        </w:rPr>
+        <w:t xml:space="preserve">CHECK  Verify the denominator, unit, split, class definition, and data version before interpreting a </w:t>
+      </w:r>
+      <w:r>
+        <w:rPr>
+          <w:b/>
+        </w:rPr>
+        <w:t>score</w:t>
+      </w:r>
+      <w:r>
+        <w:rPr>
+          <w:b w:val="0"/>
+        </w:rPr>
+        <w:t>.</w:t>
+      </w:r>
+    </w:p>
+    <w:p>
+      <w:pPr>
+        <w:spacing w:line="336" w:lineRule="auto" w:after="180"/>
+      </w:pPr>
+      <w:r>
+        <w:rPr>
+          <w:b w:val="0"/>
+        </w:rPr>
+        <w:t xml:space="preserve">Recalculate, retrace, or restate the </w:t>
+      </w:r>
+      <w:r>
+        <w:rPr>
+          <w:b/>
+        </w:rPr>
+        <w:t>evidence</w:t>
+      </w:r>
+      <w:r>
+        <w:rPr>
+          <w:b w:val="0"/>
+        </w:rPr>
+        <w:t xml:space="preserve"> independently:</w:t>
       </w:r>
     </w:p>
     <w:p>
@@ -1492,7 +2526,13 @@
       </w:r>
     </w:p>
     <w:p>
-      <w:r>
+      <w:pPr>
+        <w:spacing w:line="336" w:lineRule="auto" w:after="180"/>
+      </w:pPr>
+      <w:r>
+        <w:rPr>
+          <w:b w:val="0"/>
+        </w:rPr>
         <w:t>Cover the result before checking it. Say what is given, choose the procedure, and follow one step at a time. Then uncover the result and explain your first mismatch. Ask why a step is allowed, not only what number it produces.</w:t>
       </w:r>
     </w:p>
@@ -1505,8 +2545,26 @@
       </w:r>
     </w:p>
     <w:p>
-      <w:r>
-        <w:t>Translate a threshold choice into missed-leaf and false-alarm costs.</w:t>
+      <w:pPr>
+        <w:spacing w:line="336" w:lineRule="auto" w:after="180"/>
+      </w:pPr>
+      <w:r>
+        <w:rPr>
+          <w:b w:val="0"/>
+        </w:rPr>
+        <w:t xml:space="preserve">Translate a </w:t>
+      </w:r>
+      <w:r>
+        <w:rPr>
+          <w:b/>
+        </w:rPr>
+        <w:t>threshold</w:t>
+      </w:r>
+      <w:r>
+        <w:rPr>
+          <w:b w:val="0"/>
+        </w:rPr>
+        <w:t xml:space="preserve"> choice into missed-leaf and false-alarm costs.</w:t>
       </w:r>
     </w:p>
     <w:p>
@@ -1518,13 +2576,85 @@
       </w:r>
     </w:p>
     <w:p>
-      <w:r>
-        <w:t>Scores/reference: 0.9 spotted, 0.6 healthy, 0.4 spotted, 0.1 healthy. Predict spotted at score&gt;=threshold. Miss cost5; false-alarm cost1.</w:t>
-      </w:r>
-    </w:p>
-    <w:p>
-      <w:r>
-        <w:t>All inputs and outcomes in this worked example are invented classroom data; no real model run is claimed.</w:t>
+      <w:pPr>
+        <w:pStyle w:val="Heading3"/>
+      </w:pPr>
+      <w:r>
+        <w:t>Supplied facts</w:t>
+      </w:r>
+    </w:p>
+    <w:p>
+      <w:pPr>
+        <w:spacing w:line="336" w:lineRule="auto" w:after="180"/>
+        <w:shd w:fill="F1F6FC"/>
+      </w:pPr>
+      <w:r>
+        <w:rPr>
+          <w:b/>
+        </w:rPr>
+        <w:t>Score</w:t>
+      </w:r>
+      <w:r>
+        <w:rPr>
+          <w:b w:val="0"/>
+        </w:rPr>
+        <w:t xml:space="preserve">s/reference: 0.9 spotted, 0.6 healthy, 0.4 spotted, 0.1 healthy. Predict spotted at </w:t>
+      </w:r>
+      <w:r>
+        <w:rPr>
+          <w:b/>
+        </w:rPr>
+        <w:t>score</w:t>
+      </w:r>
+      <w:r>
+        <w:rPr>
+          <w:b w:val="0"/>
+        </w:rPr>
+        <w:t>&gt;=</w:t>
+      </w:r>
+      <w:r>
+        <w:rPr>
+          <w:b/>
+        </w:rPr>
+        <w:t>threshold</w:t>
+      </w:r>
+      <w:r>
+        <w:rPr>
+          <w:b w:val="0"/>
+        </w:rPr>
+        <w:t>. Miss cost5; false-alarm cost1.</w:t>
+      </w:r>
+    </w:p>
+    <w:p>
+      <w:pPr>
+        <w:pStyle w:val="Heading3"/>
+      </w:pPr>
+      <w:r>
+        <w:t>Supplied facts</w:t>
+      </w:r>
+    </w:p>
+    <w:p>
+      <w:pPr>
+        <w:spacing w:line="336" w:lineRule="auto" w:after="180"/>
+        <w:shd w:fill="F1F6FC"/>
+      </w:pPr>
+      <w:r>
+        <w:rPr>
+          <w:b w:val="0"/>
+        </w:rPr>
+        <w:t xml:space="preserve">All </w:t>
+      </w:r>
+      <w:r>
+        <w:rPr>
+          <w:b/>
+        </w:rPr>
+        <w:t>input</w:t>
+      </w:r>
+      <w:r>
+        <w:rPr>
+          <w:b w:val="0"/>
+        </w:rPr>
+        <w:t>s and outcomes in this worked example are invented classroom data; no real model run is claimed.</w:t>
       </w:r>
     </w:p>
     <w:p>
@@ -1687,30 +2817,162 @@
       </w:r>
     </w:p>
     <w:p>
-      <w:r>
-        <w:t>Read the picture in order. Threshold0.4 has smaller validation cost on these four cases. The arrows show which recorded input or intermediate result each decision uses. Explain the deciding step aloud before checking the changed case; pointing to the final answer alone does not show how it follows.</w:t>
-      </w:r>
-    </w:p>
-    <w:p>
       <w:pPr>
         <w:pStyle w:val="Heading3"/>
       </w:pPr>
       <w:r>
+        <w:t>Why the result follows</w:t>
+      </w:r>
+    </w:p>
+    <w:p>
+      <w:pPr>
+        <w:spacing w:line="336" w:lineRule="auto" w:after="180"/>
+        <w:shd w:fill="F1F6FC"/>
+      </w:pPr>
+      <w:r>
+        <w:rPr>
+          <w:b w:val="0"/>
+        </w:rPr>
+        <w:t xml:space="preserve">Read the picture in order. </w:t>
+      </w:r>
+      <w:r>
+        <w:rPr>
+          <w:b/>
+        </w:rPr>
+        <w:t>Threshold</w:t>
+      </w:r>
+      <w:r>
+        <w:rPr>
+          <w:b w:val="0"/>
+        </w:rPr>
+        <w:t xml:space="preserve">0.4 has smaller validation cost on these four cases. The arrows show which recorded </w:t>
+      </w:r>
+      <w:r>
+        <w:rPr>
+          <w:b/>
+        </w:rPr>
+        <w:t>input</w:t>
+      </w:r>
+      <w:r>
+        <w:rPr>
+          <w:b w:val="0"/>
+        </w:rPr>
+        <w:t xml:space="preserve"> or intermediate result each decision uses.</w:t>
+      </w:r>
+    </w:p>
+    <w:p>
+      <w:pPr>
+        <w:spacing w:line="336" w:lineRule="auto" w:after="180"/>
+        <w:shd w:fill="F1F6FC"/>
+      </w:pPr>
+      <w:r>
+        <w:rPr>
+          <w:b w:val="0"/>
+        </w:rPr>
+        <w:t>Explain the deciding step aloud before checking the changed case; pointing to the final answer alone does not show how it follows.</w:t>
+      </w:r>
+    </w:p>
+    <w:p>
+      <w:pPr>
+        <w:pStyle w:val="Heading3"/>
+      </w:pPr>
+      <w:r>
         <w:t>What this example does not establish</w:t>
       </w:r>
     </w:p>
     <w:p>
-      <w:r>
-        <w:t>Toy costs illustrate decision design; real use needs agreed consequences, review capacity and fresh evaluation.</w:t>
-      </w:r>
-    </w:p>
-    <w:p>
-      <w:r>
-        <w:t>Read the labelled picture: Which labels determine the false-alarm count at threshold 0.4? Point to the relevant step in the picture, then write the changed result and the rule or evidence that supports it.</w:t>
-      </w:r>
-    </w:p>
-    <w:p>
-      <w:r>
+      <w:pPr>
+        <w:pStyle w:val="Heading3"/>
+      </w:pPr>
+      <w:r>
+        <w:t>Keep the stated limit</w:t>
+      </w:r>
+    </w:p>
+    <w:p>
+      <w:pPr>
+        <w:spacing w:line="336" w:lineRule="auto" w:after="180"/>
+        <w:shd w:fill="FFF5E6"/>
+      </w:pPr>
+      <w:r>
+        <w:rPr>
+          <w:b w:val="0"/>
+        </w:rPr>
+        <w:t xml:space="preserve">Toy costs illustrate decision design; real use needs agreed </w:t>
+      </w:r>
+      <w:r>
+        <w:rPr>
+          <w:b/>
+        </w:rPr>
+        <w:t>consequence</w:t>
+      </w:r>
+      <w:r>
+        <w:rPr>
+          <w:b w:val="0"/>
+        </w:rPr>
+        <w:t>s, review capacity and fresh evaluation.</w:t>
+      </w:r>
+    </w:p>
+    <w:p>
+      <w:pPr>
+        <w:pStyle w:val="Heading3"/>
+      </w:pPr>
+      <w:r>
+        <w:t>Keep the stated limit</w:t>
+      </w:r>
+    </w:p>
+    <w:p>
+      <w:pPr>
+        <w:spacing w:line="336" w:lineRule="auto" w:after="180"/>
+        <w:shd w:fill="FFF5E6"/>
+      </w:pPr>
+      <w:r>
+        <w:rPr>
+          <w:b w:val="0"/>
+        </w:rPr>
+        <w:t xml:space="preserve">Read the labelled picture: Which labels determine the false-alarm count at </w:t>
+      </w:r>
+      <w:r>
+        <w:rPr>
+          <w:b/>
+        </w:rPr>
+        <w:t>threshold</w:t>
+      </w:r>
+      <w:r>
+        <w:rPr>
+          <w:b w:val="0"/>
+        </w:rPr>
+        <w:t xml:space="preserve"> 0.4? Point to the relevant step in the picture, then write the changed result and the rule or </w:t>
+      </w:r>
+      <w:r>
+        <w:rPr>
+          <w:b/>
+        </w:rPr>
+        <w:t>evidence</w:t>
+      </w:r>
+      <w:r>
+        <w:rPr>
+          <w:b w:val="0"/>
+        </w:rPr>
+        <w:t xml:space="preserve"> that supports it.</w:t>
+      </w:r>
+    </w:p>
+    <w:p>
+      <w:pPr>
+        <w:pStyle w:val="Heading3"/>
+      </w:pPr>
+      <w:r>
+        <w:t>Keep the stated limit</w:t>
+      </w:r>
+    </w:p>
+    <w:p>
+      <w:pPr>
+        <w:spacing w:line="336" w:lineRule="auto" w:after="180"/>
+        <w:shd w:fill="FFF5E6"/>
+      </w:pPr>
+      <w:r>
+        <w:rPr>
+          <w:b w:val="0"/>
+        </w:rPr>
         <w:t>Change one thing: Miss and false-alarm costs swap to1 and 5. Predict the result before checking the explanation. What remains the same?</w:t>
       </w:r>
     </w:p>
@@ -1724,6 +2986,26 @@
     </w:p>
     <w:p>
       <w:r>
+        <w:t>Find the unsupported step in the Metrics Match Consequences claim and explain a repair using the supplied evidence.</w:t>
+      </w:r>
+    </w:p>
+    <w:p>
+      <w:pPr>
+        <w:pStyle w:val="Heading3"/>
+      </w:pPr>
+      <w:r>
+        <w:t>Find the first error</w:t>
+      </w:r>
+    </w:p>
+    <w:p>
+      <w:pPr>
+        <w:spacing w:line="336" w:lineRule="auto" w:after="180"/>
+        <w:shd w:fill="FFF5E6"/>
+      </w:pPr>
+      <w:r>
+        <w:rPr>
+          <w:b w:val="0"/>
+        </w:rPr>
         <w:t>ERROR DETECTIVE</w:t>
       </w:r>
     </w:p>
@@ -1736,7 +3018,13 @@
       </w:r>
     </w:p>
     <w:p>
-      <w:r>
+      <w:pPr>
+        <w:spacing w:line="336" w:lineRule="auto" w:after="180"/>
+      </w:pPr>
+      <w:r>
+        <w:rPr>
+          <w:b w:val="0"/>
+        </w:rPr>
         <w:t>Do not patch the answer. Find the earliest unsupported assumption, data problem, or experiment error.</w:t>
       </w:r>
     </w:p>
@@ -1987,12 +3275,25 @@
       </w:tr>
     </w:tbl>
     <w:p>
-      <w:r>
+      <w:pPr>
+        <w:spacing w:line="336" w:lineRule="auto" w:after="180"/>
+        <w:shd w:fill="FFF5E6"/>
+      </w:pPr>
+      <w:r>
+        <w:rPr>
+          <w:b w:val="0"/>
+        </w:rPr>
         <w:t>CLAIM TO CHALLENGE  The same highest-accuracy metric should choose every model.</w:t>
       </w:r>
     </w:p>
     <w:p>
-      <w:r>
+      <w:pPr>
+        <w:spacing w:line="336" w:lineRule="auto" w:after="180"/>
+      </w:pPr>
+      <w:r>
+        <w:rPr>
+          <w:b w:val="0"/>
+        </w:rPr>
         <w:t>Diagnose one cause and name the cleanest next experiment:</w:t>
       </w:r>
     </w:p>
@@ -2005,8 +3306,61 @@
       </w:r>
     </w:p>
     <w:p>
-      <w:r>
-        <w:t>These invented costs support arithmetic practice, not real robot deployment. Stakeholders must justify actual consequences. Record every tried threshold and retain a separate final test; a threshold is part of the selected method.</w:t>
+      <w:pPr>
+        <w:spacing w:line="336" w:lineRule="auto" w:after="180"/>
+      </w:pPr>
+      <w:r>
+        <w:rPr>
+          <w:b w:val="0"/>
+        </w:rPr>
+        <w:t xml:space="preserve">These invented costs support arithmetic practice, not real robot deployment. Stakeholders must justify actual </w:t>
+      </w:r>
+      <w:r>
+        <w:rPr>
+          <w:b/>
+        </w:rPr>
+        <w:t>consequence</w:t>
+      </w:r>
+      <w:r>
+        <w:rPr>
+          <w:b w:val="0"/>
+        </w:rPr>
+        <w:t>s.</w:t>
+      </w:r>
+    </w:p>
+    <w:p>
+      <w:pPr>
+        <w:spacing w:line="336" w:lineRule="auto" w:after="180"/>
+      </w:pPr>
+      <w:r>
+        <w:rPr>
+          <w:b w:val="0"/>
+        </w:rPr>
+        <w:t xml:space="preserve">Record every tried </w:t>
+      </w:r>
+      <w:r>
+        <w:rPr>
+          <w:b/>
+        </w:rPr>
+        <w:t>threshold</w:t>
+      </w:r>
+      <w:r>
+        <w:rPr>
+          <w:b w:val="0"/>
+        </w:rPr>
+        <w:t xml:space="preserve"> and retain a separate final test; a </w:t>
+      </w:r>
+      <w:r>
+        <w:rPr>
+          <w:b/>
+        </w:rPr>
+        <w:t>threshold</w:t>
+      </w:r>
+      <w:r>
+        <w:rPr>
+          <w:b w:val="0"/>
+        </w:rPr>
+        <w:t xml:space="preserve"> is part of the selected method.</w:t>
       </w:r>
     </w:p>
     <w:p>
@@ -2047,6 +3401,17 @@
     </w:p>
     <w:p>
       <w:r>
+        <w:t>Practise Metrics Match Consequences with support, then explain the deciding step in your own words.</w:t>
+      </w:r>
+    </w:p>
+    <w:p>
+      <w:pPr>
+        <w:spacing w:line="336" w:lineRule="auto" w:after="180"/>
+      </w:pPr>
+      <w:r>
+        <w:rPr>
+          <w:b/>
+        </w:rPr>
         <w:t>ML STUDIO</w:t>
       </w:r>
     </w:p>
@@ -2059,7 +3424,13 @@
       </w:r>
     </w:p>
     <w:p>
-      <w:r>
+      <w:pPr>
+        <w:spacing w:line="336" w:lineRule="auto" w:after="180"/>
+      </w:pPr>
+      <w:r>
+        <w:rPr>
+          <w:b w:val="0"/>
+        </w:rPr>
         <w:t>A trustworthy result can be reproduced from the recorded data, code, settings, and evaluation rule.</w:t>
       </w:r>
     </w:p>
@@ -2108,37 +3479,112 @@
       </w:r>
     </w:p>
     <w:p>
-      <w:r>
-        <w:t>QUESTION + intended use + success threshold</w:t>
-      </w:r>
-    </w:p>
-    <w:p>
-      <w:r>
+      <w:pPr>
+        <w:pStyle w:val="Heading3"/>
+      </w:pPr>
+      <w:r>
+        <w:t>Question to explain</w:t>
+      </w:r>
+    </w:p>
+    <w:p>
+      <w:pPr>
+        <w:spacing w:line="336" w:lineRule="auto" w:after="180"/>
+        <w:shd w:fill="F5F1FB"/>
+      </w:pPr>
+      <w:r>
+        <w:rPr>
+          <w:b w:val="0"/>
+        </w:rPr>
+        <w:t xml:space="preserve">QUESTION + intended use + success </w:t>
+      </w:r>
+      <w:r>
+        <w:rPr>
+          <w:b/>
+        </w:rPr>
+        <w:t>threshold</w:t>
+      </w:r>
+    </w:p>
+    <w:p>
+      <w:pPr>
+        <w:spacing w:line="336" w:lineRule="auto" w:after="180"/>
+      </w:pPr>
+      <w:r>
+        <w:rPr>
+          <w:b w:val="0"/>
+        </w:rPr>
         <w:t>DATA version + grouped split + leakage check</w:t>
       </w:r>
     </w:p>
     <w:p>
-      <w:r>
-        <w:t>CODE/preprocessing + features + model + settings + seed</w:t>
-      </w:r>
-    </w:p>
-    <w:p>
-      <w:r>
+      <w:pPr>
+        <w:spacing w:line="336" w:lineRule="auto" w:after="180"/>
+      </w:pPr>
+      <w:r>
+        <w:rPr>
+          <w:b w:val="0"/>
+        </w:rPr>
+        <w:t>CODE/pre</w:t>
+      </w:r>
+      <w:r>
+        <w:rPr>
+          <w:b/>
+        </w:rPr>
+        <w:t>process</w:t>
+      </w:r>
+      <w:r>
+        <w:rPr>
+          <w:b w:val="0"/>
+        </w:rPr>
+        <w:t>ing + features + model + settings + seed</w:t>
+      </w:r>
+    </w:p>
+    <w:p>
+      <w:pPr>
+        <w:spacing w:line="336" w:lineRule="auto" w:after="180"/>
+      </w:pPr>
+      <w:r>
+        <w:rPr>
+          <w:b w:val="0"/>
+        </w:rPr>
         <w:t>METRICS + positive class + units + denominators</w:t>
       </w:r>
     </w:p>
     <w:p>
-      <w:r>
-        <w:t>PREDICTIONS + errors + subgroup slices + limitations</w:t>
-      </w:r>
-    </w:p>
-    <w:p>
-      <w:r>
+      <w:pPr>
+        <w:spacing w:line="336" w:lineRule="auto" w:after="180"/>
+      </w:pPr>
+      <w:r>
+        <w:rPr>
+          <w:b/>
+        </w:rPr>
+        <w:t>PREDICTION</w:t>
+      </w:r>
+      <w:r>
+        <w:rPr>
+          <w:b w:val="0"/>
+        </w:rPr>
+        <w:t>S + errors + subgroup slices + limitations</w:t>
+      </w:r>
+    </w:p>
+    <w:p>
+      <w:pPr>
+        <w:spacing w:line="336" w:lineRule="auto" w:after="180"/>
+      </w:pPr>
+      <w:r>
+        <w:rPr>
+          <w:b w:val="0"/>
+        </w:rPr>
         <w:t>HUMAN reviewer + release, revise, limit, or stop decision</w:t>
       </w:r>
     </w:p>
     <w:p>
-      <w:r>
+      <w:pPr>
+        <w:spacing w:line="336" w:lineRule="auto" w:after="180"/>
+      </w:pPr>
+      <w:r>
+        <w:rPr>
+          <w:b w:val="0"/>
+        </w:rPr>
         <w:t>Write the minimum record needed to reproduce today's result:</w:t>
       </w:r>
     </w:p>
@@ -2151,8 +3597,49 @@
       </w:r>
     </w:p>
     <w:p>
-      <w:r>
-        <w:t>Suppose the classroom cost is one point per false alarm and four per miss. Total costs are 5 at .5 and 2 at .3, so .3 wins among these two candidates under this rule. If false alarms cost four and misses cost one, costs are 5 and 8, reversing the choice.</w:t>
+      <w:pPr>
+        <w:spacing w:line="336" w:lineRule="auto" w:after="180"/>
+      </w:pPr>
+      <w:r>
+        <w:rPr>
+          <w:b w:val="0"/>
+        </w:rPr>
+        <w:t xml:space="preserve">Suppose the classroom cost is one point per </w:t>
+      </w:r>
+      <w:r>
+        <w:rPr>
+          <w:b/>
+        </w:rPr>
+        <w:t>false alarm</w:t>
+      </w:r>
+      <w:r>
+        <w:rPr>
+          <w:b w:val="0"/>
+        </w:rPr>
+        <w:t xml:space="preserve"> and four per miss. Total costs are 5 at .5 and 2 at .3, so .3 wins among these two candidates under this rule.</w:t>
+      </w:r>
+    </w:p>
+    <w:p>
+      <w:pPr>
+        <w:spacing w:line="336" w:lineRule="auto" w:after="180"/>
+      </w:pPr>
+      <w:r>
+        <w:rPr>
+          <w:b w:val="0"/>
+        </w:rPr>
+        <w:t xml:space="preserve">If </w:t>
+      </w:r>
+      <w:r>
+        <w:rPr>
+          <w:b/>
+        </w:rPr>
+        <w:t>false alarm</w:t>
+      </w:r>
+      <w:r>
+        <w:rPr>
+          <w:b w:val="0"/>
+        </w:rPr>
+        <w:t>s cost four and misses cost one, costs are 5 and 8, reversing the choice.</w:t>
       </w:r>
     </w:p>
     <w:p>
@@ -2164,8 +3651,50 @@
       </w:r>
     </w:p>
     <w:p>
-      <w:r>
-        <w:t>Use workbook W2 for the connected example “Thresholds and consequences”. First fill the input and rule boxes. Try the middle steps before asking for a hint. After a hint, try the next step yourself.</w:t>
+      <w:pPr>
+        <w:spacing w:line="336" w:lineRule="auto" w:after="180"/>
+      </w:pPr>
+      <w:r>
+        <w:rPr>
+          <w:b w:val="0"/>
+        </w:rPr>
+        <w:t>Use workbook W2 for the connected example “</w:t>
+      </w:r>
+      <w:r>
+        <w:rPr>
+          <w:b/>
+        </w:rPr>
+        <w:t>Threshold</w:t>
+      </w:r>
+      <w:r>
+        <w:rPr>
+          <w:b w:val="0"/>
+        </w:rPr>
+        <w:t xml:space="preserve">s and </w:t>
+      </w:r>
+      <w:r>
+        <w:rPr>
+          <w:b/>
+        </w:rPr>
+        <w:t>consequence</w:t>
+      </w:r>
+      <w:r>
+        <w:rPr>
+          <w:b w:val="0"/>
+        </w:rPr>
+        <w:t xml:space="preserve">s”. First fill the </w:t>
+      </w:r>
+      <w:r>
+        <w:rPr>
+          <w:b/>
+        </w:rPr>
+        <w:t>input</w:t>
+      </w:r>
+      <w:r>
+        <w:rPr>
+          <w:b w:val="0"/>
+        </w:rPr>
+        <w:t xml:space="preserve"> and rule boxes. Try the middle steps before asking for a hint. After a hint, try the next step yourself.</w:t>
       </w:r>
     </w:p>
     <w:tbl>
@@ -2248,7 +3777,13 @@
       </w:tr>
     </w:tbl>
     <w:p>
-      <w:r>
+      <w:pPr>
+        <w:spacing w:line="336" w:lineRule="auto" w:after="180"/>
+      </w:pPr>
+      <w:r>
+        <w:rPr>
+          <w:b w:val="0"/>
+        </w:rPr>
         <w:t>Explain your trace to a partner. Your partner points to one step to check. Swap roles on the next case. Each person writes their own explanation.</w:t>
       </w:r>
     </w:p>
@@ -2261,12 +3796,59 @@
       </w:r>
     </w:p>
     <w:p>
-      <w:r>
-        <w:t>Use the worked case for Thresholds and consequences. Proposed explanation: “A final answer is enough”. Decide whether this explanation is supported. Point to the step or supplied fact that decides; explain your repair if needed.</w:t>
-      </w:r>
-    </w:p>
-    <w:p>
-      <w:r>
+      <w:pPr>
+        <w:spacing w:line="336" w:lineRule="auto" w:after="180"/>
+      </w:pPr>
+      <w:r>
+        <w:rPr>
+          <w:b w:val="0"/>
+        </w:rPr>
+        <w:t xml:space="preserve">Use the worked case for </w:t>
+      </w:r>
+      <w:r>
+        <w:rPr>
+          <w:b/>
+        </w:rPr>
+        <w:t>Threshold</w:t>
+      </w:r>
+      <w:r>
+        <w:rPr>
+          <w:b w:val="0"/>
+        </w:rPr>
+        <w:t xml:space="preserve">s and </w:t>
+      </w:r>
+      <w:r>
+        <w:rPr>
+          <w:b/>
+        </w:rPr>
+        <w:t>consequence</w:t>
+      </w:r>
+      <w:r>
+        <w:rPr>
+          <w:b w:val="0"/>
+        </w:rPr>
+        <w:t>s. Proposed explanation: “A final answer is enough”. Decide whether this explanation is supported.</w:t>
+      </w:r>
+    </w:p>
+    <w:p>
+      <w:pPr>
+        <w:spacing w:line="336" w:lineRule="auto" w:after="180"/>
+      </w:pPr>
+      <w:r>
+        <w:rPr>
+          <w:b w:val="0"/>
+        </w:rPr>
+        <w:t>Point to the step or supplied fact that decides; explain your repair if needed.</w:t>
+      </w:r>
+    </w:p>
+    <w:p>
+      <w:pPr>
+        <w:spacing w:line="336" w:lineRule="auto" w:after="180"/>
+      </w:pPr>
+      <w:r>
+        <w:rPr>
+          <w:b w:val="0"/>
+        </w:rPr>
         <w:t>Answer on your own before discussion. If you are unsure, say which step you need help with.</w:t>
       </w:r>
     </w:p>
@@ -2279,8 +3861,38 @@
       </w:r>
     </w:p>
     <w:p>
-      <w:r>
-        <w:t>Which labels determine the false-alarm count at threshold 0.4? Point to the relevant step in the picture, then write the changed result and the rule or evidence that supports it.</w:t>
+      <w:pPr>
+        <w:spacing w:line="336" w:lineRule="auto" w:after="180"/>
+      </w:pPr>
+      <w:r>
+        <w:rPr>
+          <w:b w:val="0"/>
+        </w:rPr>
+        <w:t xml:space="preserve">Which labels determine the false-alarm count at </w:t>
+      </w:r>
+      <w:r>
+        <w:rPr>
+          <w:b/>
+        </w:rPr>
+        <w:t>threshold</w:t>
+      </w:r>
+      <w:r>
+        <w:rPr>
+          <w:b w:val="0"/>
+        </w:rPr>
+        <w:t xml:space="preserve"> 0.4? Point to the relevant step in the picture, then write the changed result and the rule or </w:t>
+      </w:r>
+      <w:r>
+        <w:rPr>
+          <w:b/>
+        </w:rPr>
+        <w:t>evidence</w:t>
+      </w:r>
+      <w:r>
+        <w:rPr>
+          <w:b w:val="0"/>
+        </w:rPr>
+        <w:t xml:space="preserve"> that supports it.</w:t>
       </w:r>
     </w:p>
     <w:p>
@@ -2312,7 +3924,13 @@
       </w:r>
     </w:p>
     <w:p>
-      <w:r>
+      <w:pPr>
+        <w:spacing w:line="336" w:lineRule="auto" w:after="180"/>
+      </w:pPr>
+      <w:r>
+        <w:rPr>
+          <w:b w:val="0"/>
+        </w:rPr>
         <w:t>This is supported practice. Keep the separately named independent case for an attempt before feedback.</w:t>
       </w:r>
     </w:p>
@@ -2326,7 +3944,24 @@
     </w:p>
     <w:p>
       <w:r>
-        <w:t>EVIDENCE LAB</w:t>
+        <w:t>Investigate Metrics Match Consequences. Record the prediction, actual observation or labelled paper trace, explanation and next test separately.</w:t>
+      </w:r>
+    </w:p>
+    <w:p>
+      <w:pPr>
+        <w:spacing w:line="336" w:lineRule="auto" w:after="180"/>
+      </w:pPr>
+      <w:r>
+        <w:rPr>
+          <w:b/>
+        </w:rPr>
+        <w:t>EVIDENCE</w:t>
+      </w:r>
+      <w:r>
+        <w:rPr>
+          <w:b/>
+        </w:rPr>
+        <w:t xml:space="preserve"> LAB</w:t>
       </w:r>
     </w:p>
     <w:p>
@@ -2338,7 +3973,13 @@
       </w:r>
     </w:p>
     <w:p>
-      <w:r>
+      <w:pPr>
+        <w:spacing w:line="336" w:lineRule="auto" w:after="180"/>
+      </w:pPr>
+      <w:r>
+        <w:rPr>
+          <w:b w:val="0"/>
+        </w:rPr>
         <w:t>Keep the test conditions fixed, record every result, and change only one planned factor.</w:t>
       </w:r>
     </w:p>
@@ -2379,27 +4020,86 @@
       </w:r>
     </w:p>
     <w:p>
-      <w:r>
-        <w:t>1.  Write the hypothesis and expected evidence before running.</w:t>
-      </w:r>
-    </w:p>
-    <w:p>
-      <w:r>
-        <w:t>2.  Metric Council: map stakeholders and error costs, select a metric suite, and defend what each metric cannot show.</w:t>
-      </w:r>
-    </w:p>
-    <w:p>
-      <w:r>
+      <w:pPr>
+        <w:spacing w:line="336" w:lineRule="auto" w:after="180"/>
+        <w:shd w:fill="F4F9FC"/>
+      </w:pPr>
+      <w:r>
+        <w:rPr>
+          <w:b w:val="0"/>
+        </w:rPr>
+        <w:t xml:space="preserve">1.  Write the hypothesis and expected </w:t>
+      </w:r>
+      <w:r>
+        <w:rPr>
+          <w:b/>
+        </w:rPr>
+        <w:t>evidence</w:t>
+      </w:r>
+      <w:r>
+        <w:rPr>
+          <w:b w:val="0"/>
+        </w:rPr>
+        <w:t xml:space="preserve"> before running.</w:t>
+      </w:r>
+    </w:p>
+    <w:p>
+      <w:pPr>
+        <w:spacing w:line="336" w:lineRule="auto" w:after="180"/>
+        <w:shd w:fill="F4F9FC"/>
+      </w:pPr>
+      <w:r>
+        <w:rPr>
+          <w:b w:val="0"/>
+        </w:rPr>
+        <w:t xml:space="preserve">2.  Metric Council: map stakeholders and error costs, select a </w:t>
+      </w:r>
+      <w:r>
+        <w:rPr>
+          <w:b/>
+        </w:rPr>
+        <w:t>metric suite</w:t>
+      </w:r>
+      <w:r>
+        <w:rPr>
+          <w:b w:val="0"/>
+        </w:rPr>
+        <w:t>, and defend what each metric cannot show.</w:t>
+      </w:r>
+    </w:p>
+    <w:p>
+      <w:pPr>
+        <w:spacing w:line="336" w:lineRule="auto" w:after="180"/>
+        <w:shd w:fill="F4F9FC"/>
+      </w:pPr>
+      <w:r>
+        <w:rPr>
+          <w:b w:val="0"/>
+        </w:rPr>
         <w:t>3.  Run one normal, one boundary, one missing, and one shifted case.</w:t>
       </w:r>
     </w:p>
     <w:p>
-      <w:r>
+      <w:pPr>
+        <w:spacing w:line="336" w:lineRule="auto" w:after="180"/>
+        <w:shd w:fill="F4F9FC"/>
+      </w:pPr>
+      <w:r>
+        <w:rPr>
+          <w:b w:val="0"/>
+        </w:rPr>
         <w:t>4.  Calculate the metric from raw counts or row-level errors.</w:t>
       </w:r>
     </w:p>
     <w:p>
-      <w:r>
+      <w:pPr>
+        <w:spacing w:line="336" w:lineRule="auto" w:after="180"/>
+        <w:shd w:fill="F4F9FC"/>
+      </w:pPr>
+      <w:r>
+        <w:rPr>
+          <w:b w:val="0"/>
+        </w:rPr>
         <w:t>5.  Interpret what changed, what did not, and what remains unsafe or unknown.</w:t>
       </w:r>
     </w:p>
@@ -2657,7 +4357,13 @@
       </w:r>
     </w:p>
     <w:p>
-      <w:r>
+      <w:pPr>
+        <w:spacing w:line="336" w:lineRule="auto" w:after="180"/>
+      </w:pPr>
+      <w:r>
+        <w:rPr>
+          <w:b w:val="0"/>
+        </w:rPr>
         <w:t>Before trying: what do I expect, and why? While trying: which step could first go wrong? Afterwards: what did I actually observe, and what should change? Keep “not run” if you only traced the procedure.</w:t>
       </w:r>
     </w:p>
@@ -2671,6 +4377,17 @@
     </w:p>
     <w:p>
       <w:r>
+        <w:t>Move from recall to tracing, diagnosis and transfer in Metrics Match Consequences. Explain why each step is justified.</w:t>
+      </w:r>
+    </w:p>
+    <w:p>
+      <w:pPr>
+        <w:spacing w:line="336" w:lineRule="auto" w:after="180"/>
+      </w:pPr>
+      <w:r>
+        <w:rPr>
+          <w:b/>
+        </w:rPr>
         <w:t>MASTERY</w:t>
       </w:r>
     </w:p>
@@ -2683,8 +4400,26 @@
       </w:r>
     </w:p>
     <w:p>
-      <w:r>
-        <w:t>Move upward only when you can produce evidence without copying the example.</w:t>
+      <w:pPr>
+        <w:spacing w:line="336" w:lineRule="auto" w:after="180"/>
+      </w:pPr>
+      <w:r>
+        <w:rPr>
+          <w:b w:val="0"/>
+        </w:rPr>
+        <w:t xml:space="preserve">Move upward only when you can produce </w:t>
+      </w:r>
+      <w:r>
+        <w:rPr>
+          <w:b/>
+        </w:rPr>
+        <w:t>evidence</w:t>
+      </w:r>
+      <w:r>
+        <w:rPr>
+          <w:b w:val="0"/>
+        </w:rPr>
+        <w:t xml:space="preserve"> without copying the example.</w:t>
       </w:r>
     </w:p>
     <w:p>
@@ -2724,42 +4459,167 @@
       </w:r>
     </w:p>
     <w:p>
-      <w:r>
-        <w:t>DEFINE  Use all four terms precisely: consequence, threshold, cost matrix, metric suite.</w:t>
-      </w:r>
-    </w:p>
-    <w:p>
-      <w:r>
-        <w:t>CALCULATE  Reproduce the worked evidence with units and denominator.</w:t>
-      </w:r>
-    </w:p>
-    <w:p>
-      <w:r>
+      <w:pPr>
+        <w:spacing w:line="336" w:lineRule="auto" w:after="180"/>
+      </w:pPr>
+      <w:r>
+        <w:rPr>
+          <w:b w:val="0"/>
+        </w:rPr>
+        <w:t xml:space="preserve">DEFINE  Use all four terms precisely: </w:t>
+      </w:r>
+      <w:r>
+        <w:rPr>
+          <w:b/>
+        </w:rPr>
+        <w:t>consequence</w:t>
+      </w:r>
+      <w:r>
+        <w:rPr>
+          <w:b w:val="0"/>
+        </w:rPr>
+        <w:t xml:space="preserve">, </w:t>
+      </w:r>
+      <w:r>
+        <w:rPr>
+          <w:b/>
+        </w:rPr>
+        <w:t>threshold</w:t>
+      </w:r>
+      <w:r>
+        <w:rPr>
+          <w:b w:val="0"/>
+        </w:rPr>
+        <w:t xml:space="preserve">, </w:t>
+      </w:r>
+      <w:r>
+        <w:rPr>
+          <w:b/>
+        </w:rPr>
+        <w:t>cost matrix</w:t>
+      </w:r>
+      <w:r>
+        <w:rPr>
+          <w:b w:val="0"/>
+        </w:rPr>
+        <w:t xml:space="preserve">, </w:t>
+      </w:r>
+      <w:r>
+        <w:rPr>
+          <w:b/>
+        </w:rPr>
+        <w:t>metric suite</w:t>
+      </w:r>
+      <w:r>
+        <w:rPr>
+          <w:b w:val="0"/>
+        </w:rPr>
+        <w:t>.</w:t>
+      </w:r>
+    </w:p>
+    <w:p>
+      <w:pPr>
+        <w:spacing w:line="336" w:lineRule="auto" w:after="180"/>
+      </w:pPr>
+      <w:r>
+        <w:rPr>
+          <w:b w:val="0"/>
+        </w:rPr>
+        <w:t xml:space="preserve">CALCULATE  Reproduce the worked </w:t>
+      </w:r>
+      <w:r>
+        <w:rPr>
+          <w:b/>
+        </w:rPr>
+        <w:t>evidence</w:t>
+      </w:r>
+      <w:r>
+        <w:rPr>
+          <w:b w:val="0"/>
+        </w:rPr>
+        <w:t xml:space="preserve"> with units and denominator.</w:t>
+      </w:r>
+    </w:p>
+    <w:p>
+      <w:pPr>
+        <w:spacing w:line="336" w:lineRule="auto" w:after="180"/>
+        <w:shd w:fill="F4F9FC"/>
+      </w:pPr>
+      <w:r>
+        <w:rPr>
+          <w:b w:val="0"/>
+        </w:rPr>
         <w:t>TRACE  Explain the data, code or decision path.</w:t>
       </w:r>
     </w:p>
     <w:p>
-      <w:r>
+      <w:pPr>
+        <w:spacing w:line="336" w:lineRule="auto" w:after="180"/>
+        <w:shd w:fill="F4F9FC"/>
+      </w:pPr>
+      <w:r>
+        <w:rPr>
+          <w:b w:val="0"/>
+        </w:rPr>
         <w:t>DIAGNOSE  The same highest-accuracy metric should choose every model.</w:t>
       </w:r>
     </w:p>
     <w:p>
-      <w:r>
+      <w:pPr>
+        <w:spacing w:line="336" w:lineRule="auto" w:after="180"/>
+        <w:shd w:fill="F4F9FC"/>
+      </w:pPr>
+      <w:r>
+        <w:rPr>
+          <w:b w:val="0"/>
+        </w:rPr>
         <w:t>TRANSFER  Solve a fresh dataset or model case.</w:t>
       </w:r>
     </w:p>
     <w:p>
-      <w:r>
-        <w:t>IMPROVE  Change one cause and rerun fixed evidence.</w:t>
-      </w:r>
-    </w:p>
-    <w:p>
-      <w:r>
+      <w:pPr>
+        <w:spacing w:line="336" w:lineRule="auto" w:after="180"/>
+      </w:pPr>
+      <w:r>
+        <w:rPr>
+          <w:b w:val="0"/>
+        </w:rPr>
+        <w:t xml:space="preserve">IMPROVE  Change one cause and rerun fixed </w:t>
+      </w:r>
+      <w:r>
+        <w:rPr>
+          <w:b/>
+        </w:rPr>
+        <w:t>evidence</w:t>
+      </w:r>
+      <w:r>
+        <w:rPr>
+          <w:b w:val="0"/>
+        </w:rPr>
+        <w:t>.</w:t>
+      </w:r>
+    </w:p>
+    <w:p>
+      <w:pPr>
+        <w:spacing w:line="336" w:lineRule="auto" w:after="180"/>
+        <w:shd w:fill="F4F9FC"/>
+      </w:pPr>
+      <w:r>
+        <w:rPr>
+          <w:b w:val="0"/>
+        </w:rPr>
         <w:t>DEFEND  State intended use, metric, limitation, and human responsibility.</w:t>
       </w:r>
     </w:p>
     <w:p>
-      <w:r>
+      <w:pPr>
+        <w:spacing w:line="336" w:lineRule="auto" w:after="180"/>
+        <w:shd w:fill="F1F6F8"/>
+      </w:pPr>
+      <w:r>
+        <w:rPr>
+          <w:b w:val="0"/>
+        </w:rPr>
         <w:t>MASTERY RULE  A coached calculation becomes mastery only after a different case is completed independently.</w:t>
       </w:r>
     </w:p>
@@ -2773,6 +4633,17 @@
     </w:p>
     <w:p>
       <w:r>
+        <w:t>Apply this week’s idea to Responsible Plant Classifier. Keep an annotated decision and the evidence supporting it.</w:t>
+      </w:r>
+    </w:p>
+    <w:p>
+      <w:pPr>
+        <w:spacing w:line="336" w:lineRule="auto" w:after="180"/>
+      </w:pPr>
+      <w:r>
+        <w:rPr>
+          <w:b/>
+        </w:rPr>
         <w:t>CUMULATIVE PROJECT</w:t>
       </w:r>
     </w:p>
@@ -2785,8 +4656,26 @@
       </w:r>
     </w:p>
     <w:p>
-      <w:r>
-        <w:t>Every week adds one reviewable artifact to the same evidence-based capstone.</w:t>
+      <w:pPr>
+        <w:spacing w:line="336" w:lineRule="auto" w:after="180"/>
+      </w:pPr>
+      <w:r>
+        <w:rPr>
+          <w:b w:val="0"/>
+        </w:rPr>
+        <w:t xml:space="preserve">Every week adds one reviewable artifact to the same </w:t>
+      </w:r>
+      <w:r>
+        <w:rPr>
+          <w:b/>
+        </w:rPr>
+        <w:t>evidence</w:t>
+      </w:r>
+      <w:r>
+        <w:rPr>
+          <w:b w:val="0"/>
+        </w:rPr>
+        <w:t>-based capstone.</w:t>
       </w:r>
     </w:p>
     <w:p>
@@ -2826,43 +4715,122 @@
       </w:r>
     </w:p>
     <w:p>
-      <w:r>
-        <w:t>THIS WEEK'S CHECKPOINT  Approve the Plant Classifier metric suite: accuracy for context, spotted precision/recall, confusion matrix, and subgroup slices.</w:t>
-      </w:r>
-    </w:p>
-    <w:p>
-      <w:r>
+      <w:pPr>
+        <w:spacing w:line="336" w:lineRule="auto" w:after="180"/>
+        <w:shd w:fill="EDF7F3"/>
+      </w:pPr>
+      <w:r>
+        <w:rPr>
+          <w:b w:val="0"/>
+        </w:rPr>
+        <w:t xml:space="preserve">THIS WEEK'S CHECKPOINT  Approve the Plant Classifier </w:t>
+      </w:r>
+      <w:r>
+        <w:rPr>
+          <w:b/>
+        </w:rPr>
+        <w:t>metric suite</w:t>
+      </w:r>
+      <w:r>
+        <w:rPr>
+          <w:b w:val="0"/>
+        </w:rPr>
+        <w:t>: accuracy for context, spotted precision/recall, confusion matrix, and subgroup slices.</w:t>
+      </w:r>
+    </w:p>
+    <w:p>
+      <w:pPr>
+        <w:spacing w:line="336" w:lineRule="auto" w:after="180"/>
+        <w:shd w:fill="F5F1FB"/>
+      </w:pPr>
+      <w:r>
+        <w:rPr>
+          <w:b w:val="0"/>
+        </w:rPr>
         <w:t>Which requirement or risk does this artifact address?</w:t>
       </w:r>
     </w:p>
     <w:p>
-      <w:r>
+      <w:pPr>
+        <w:spacing w:line="336" w:lineRule="auto" w:after="180"/>
+        <w:shd w:fill="F5F1FB"/>
+      </w:pPr>
+      <w:r>
+        <w:rPr>
+          <w:b w:val="0"/>
+        </w:rPr>
         <w:t>Which dataset, split, code, and metric version does it use?</w:t>
       </w:r>
     </w:p>
     <w:p>
-      <w:r>
+      <w:pPr>
+        <w:spacing w:line="336" w:lineRule="auto" w:after="180"/>
+        <w:shd w:fill="F5F1FB"/>
+      </w:pPr>
+      <w:r>
+        <w:rPr>
+          <w:b w:val="0"/>
+        </w:rPr>
         <w:t>What normal and shifted cases were tested?</w:t>
       </w:r>
     </w:p>
     <w:p>
-      <w:r>
+      <w:pPr>
+        <w:spacing w:line="336" w:lineRule="auto" w:after="180"/>
+        <w:shd w:fill="F5F1FB"/>
+      </w:pPr>
+      <w:r>
+        <w:rPr>
+          <w:b w:val="0"/>
+        </w:rPr>
         <w:t>What remains uncertain or weak?</w:t>
       </w:r>
     </w:p>
     <w:p>
-      <w:r>
+      <w:pPr>
+        <w:spacing w:line="336" w:lineRule="auto" w:after="180"/>
+        <w:shd w:fill="F5F1FB"/>
+      </w:pPr>
+      <w:r>
+        <w:rPr>
+          <w:b w:val="0"/>
+        </w:rPr>
         <w:t>What decision still belongs to a teacher or qualified human?</w:t>
       </w:r>
     </w:p>
     <w:p>
-      <w:r>
+      <w:pPr>
+        <w:spacing w:line="336" w:lineRule="auto" w:after="180"/>
+        <w:shd w:fill="FFF5E6"/>
+      </w:pPr>
+      <w:r>
+        <w:rPr>
+          <w:b w:val="0"/>
+        </w:rPr>
         <w:t>RESPONSIBLE RELEASE  Never use this classroom prototype for medical, pesticide, agricultural, or other consequential decisions.</w:t>
       </w:r>
     </w:p>
     <w:p>
-      <w:r>
-        <w:t>My evidence-linked project decision:</w:t>
+      <w:pPr>
+        <w:spacing w:line="336" w:lineRule="auto" w:after="180"/>
+      </w:pPr>
+      <w:r>
+        <w:rPr>
+          <w:b w:val="0"/>
+        </w:rPr>
+        <w:t xml:space="preserve">My </w:t>
+      </w:r>
+      <w:r>
+        <w:rPr>
+          <w:b/>
+        </w:rPr>
+        <w:t>evidence</w:t>
+      </w:r>
+      <w:r>
+        <w:rPr>
+          <w:b w:val="0"/>
+        </w:rPr>
+        <w:t>-linked project decision:</w:t>
       </w:r>
     </w:p>
     <w:p>
@@ -2874,8 +4842,37 @@
       </w:r>
     </w:p>
     <w:p>
-      <w:r>
-        <w:t>For your Responsible Plant Classifier, save the input, procedure, observed result and limitation of this check. Label this worked example as practice; use a different, previously unreviewed case when checking independent understanding.</w:t>
+      <w:pPr>
+        <w:spacing w:line="336" w:lineRule="auto" w:after="180"/>
+      </w:pPr>
+      <w:r>
+        <w:rPr>
+          <w:b w:val="0"/>
+        </w:rPr>
+        <w:t xml:space="preserve">For your Responsible Plant Classifier, save the </w:t>
+      </w:r>
+      <w:r>
+        <w:rPr>
+          <w:b/>
+        </w:rPr>
+        <w:t>input</w:t>
+      </w:r>
+      <w:r>
+        <w:rPr>
+          <w:b w:val="0"/>
+        </w:rPr>
+        <w:t>, procedure, observed result and limitation of this check.</w:t>
+      </w:r>
+    </w:p>
+    <w:p>
+      <w:pPr>
+        <w:spacing w:line="336" w:lineRule="auto" w:after="180"/>
+      </w:pPr>
+      <w:r>
+        <w:rPr>
+          <w:b w:val="0"/>
+        </w:rPr>
+        <w:t>Label this worked example as practice; use a different, previously unreviewed case when checking independent understanding.</w:t>
       </w:r>
     </w:p>
     <w:p>
@@ -2888,6 +4885,17 @@
     </w:p>
     <w:p>
       <w:r>
+        <w:t>Use a genuinely new case for independent evidence. Previously discussed examples remain practice; use the separately named independent case before feedback.</w:t>
+      </w:r>
+    </w:p>
+    <w:p>
+      <w:pPr>
+        <w:spacing w:line="336" w:lineRule="auto" w:after="180"/>
+      </w:pPr>
+      <w:r>
+        <w:rPr>
+          <w:b/>
+        </w:rPr>
         <w:t>INDEPENDENT PROOF</w:t>
       </w:r>
     </w:p>
@@ -2900,7 +4908,13 @@
       </w:r>
     </w:p>
     <w:p>
-      <w:r>
+      <w:pPr>
+        <w:spacing w:line="336" w:lineRule="auto" w:after="180"/>
+      </w:pPr>
+      <w:r>
+        <w:rPr>
+          <w:b w:val="0"/>
+        </w:rPr>
         <w:t>Complete this with a fresh case after guided practice and compare it with the mastery criteria.</w:t>
       </w:r>
     </w:p>
@@ -2941,48 +4955,144 @@
       </w:r>
     </w:p>
     <w:p>
-      <w:r>
+      <w:pPr>
+        <w:pStyle w:val="Heading3"/>
+      </w:pPr>
+      <w:r>
+        <w:t>What success looks like</w:t>
+      </w:r>
+    </w:p>
+    <w:p>
+      <w:pPr>
+        <w:spacing w:line="336" w:lineRule="auto" w:after="180"/>
+        <w:shd w:fill="EDF7F3"/>
+      </w:pPr>
+      <w:r>
+        <w:rPr>
+          <w:b w:val="0"/>
+        </w:rPr>
         <w:t>REQUIRED PROOF  Select metrics for screening, recommendation, and forecasting tasks.</w:t>
       </w:r>
     </w:p>
     <w:p>
-      <w:r>
+      <w:pPr>
+        <w:spacing w:line="336" w:lineRule="auto" w:after="180"/>
+      </w:pPr>
+      <w:r>
+        <w:rPr>
+          <w:b w:val="0"/>
+        </w:rPr>
         <w:t>□ Define the task, feature/target roles, and intended-use boundary.</w:t>
       </w:r>
     </w:p>
     <w:p>
-      <w:r>
+      <w:pPr>
+        <w:spacing w:line="336" w:lineRule="auto" w:after="180"/>
+      </w:pPr>
+      <w:r>
+        <w:rPr>
+          <w:b w:val="0"/>
+        </w:rPr>
         <w:t>□ Show the calculation, code trace, or experiment record.</w:t>
       </w:r>
     </w:p>
     <w:p>
-      <w:r>
+      <w:pPr>
+        <w:spacing w:line="336" w:lineRule="auto" w:after="180"/>
+      </w:pPr>
+      <w:r>
+        <w:rPr>
+          <w:b w:val="0"/>
+        </w:rPr>
         <w:t>□ Test a normal case and one revealing boundary, missing, or shifted case.</w:t>
       </w:r>
     </w:p>
     <w:p>
-      <w:r>
+      <w:pPr>
+        <w:spacing w:line="336" w:lineRule="auto" w:after="180"/>
+      </w:pPr>
+      <w:r>
+        <w:rPr>
+          <w:b w:val="0"/>
+        </w:rPr>
         <w:t>□ Diagnose one failure without changing several factors at once.</w:t>
       </w:r>
     </w:p>
     <w:p>
-      <w:r>
+      <w:pPr>
+        <w:spacing w:line="336" w:lineRule="auto" w:after="180"/>
+      </w:pPr>
+      <w:r>
+        <w:rPr>
+          <w:b w:val="0"/>
+        </w:rPr>
         <w:t>□ Name a limitation, fairness concern, and the human-review action.</w:t>
       </w:r>
     </w:p>
     <w:p>
-      <w:r>
-        <w:t>Independent evidence and defense:</w:t>
-      </w:r>
-    </w:p>
-    <w:p>
-      <w:r>
+      <w:pPr>
+        <w:spacing w:line="336" w:lineRule="auto" w:after="180"/>
+      </w:pPr>
+      <w:r>
+        <w:rPr>
+          <w:b w:val="0"/>
+        </w:rPr>
+        <w:t xml:space="preserve">Independent </w:t>
+      </w:r>
+      <w:r>
+        <w:rPr>
+          <w:b/>
+        </w:rPr>
+        <w:t>evidence</w:t>
+      </w:r>
+      <w:r>
+        <w:rPr>
+          <w:b w:val="0"/>
+        </w:rPr>
+        <w:t xml:space="preserve"> and defense:</w:t>
+      </w:r>
+    </w:p>
+    <w:p>
+      <w:pPr>
+        <w:spacing w:line="336" w:lineRule="auto" w:after="180"/>
+      </w:pPr>
+      <w:r>
+        <w:rPr>
+          <w:b w:val="0"/>
+        </w:rPr>
         <w:t>My level:  □ Not yet  □ With one hint  □ Independently  □ I can teach and defend it</w:t>
       </w:r>
     </w:p>
     <w:p>
-      <w:r>
-        <w:t>NEXT BRIDGE  Carry the experiment evidence into: Reproducible Experiments.</w:t>
+      <w:pPr>
+        <w:pStyle w:val="Heading3"/>
+      </w:pPr>
+      <w:r>
+        <w:t>Connect to the next lesson</w:t>
+      </w:r>
+    </w:p>
+    <w:p>
+      <w:pPr>
+        <w:spacing w:line="336" w:lineRule="auto" w:after="180"/>
+        <w:shd w:fill="F1F6F8"/>
+      </w:pPr>
+      <w:r>
+        <w:rPr>
+          <w:b w:val="0"/>
+        </w:rPr>
+        <w:t xml:space="preserve">NEXT BRIDGE  Carry the experiment </w:t>
+      </w:r>
+      <w:r>
+        <w:rPr>
+          <w:b/>
+        </w:rPr>
+        <w:t>evidence</w:t>
+      </w:r>
+      <w:r>
+        <w:rPr>
+          <w:b w:val="0"/>
+        </w:rPr>
+        <w:t xml:space="preserve"> into: Reproducible Experiments.</w:t>
       </w:r>
     </w:p>
     <w:p>
@@ -2994,6 +5104,11 @@
       </w:r>
     </w:p>
     <w:p>
+      <w:r>
+        <w:t>Revisit the complete Metrics Match Consequences case for supported practice. Repeated examples do not become fresh assessments.</w:t>
+      </w:r>
+    </w:p>
+    <w:p>
       <w:pPr>
         <w:pStyle w:val="Heading3"/>
       </w:pPr>
@@ -3002,7 +5117,13 @@
       </w:r>
     </w:p>
     <w:p>
-      <w:r>
+      <w:pPr>
+        <w:spacing w:line="336" w:lineRule="auto" w:after="180"/>
+      </w:pPr>
+      <w:r>
+        <w:rPr>
+          <w:b w:val="0"/>
+        </w:rPr>
         <w:t>Use the supplied details to practise the weekly concept before attempting the independent question. This case extends the illustrated lesson.</w:t>
       </w:r>
     </w:p>
@@ -3015,7 +5136,13 @@
       </w:r>
     </w:p>
     <w:p>
-      <w:r>
+      <w:pPr>
+        <w:spacing w:line="336" w:lineRule="auto" w:after="180"/>
+      </w:pPr>
+      <w:r>
+        <w:rPr>
+          <w:b w:val="0"/>
+        </w:rPr>
         <w:t>Spotting alerts can miss disease signs or create unnecessary healthy-leaf reviews.</w:t>
       </w:r>
     </w:p>
@@ -3028,8 +5155,26 @@
       </w:r>
     </w:p>
     <w:p>
-      <w:r>
-        <w:t>Connect metrics to consequences.</w:t>
+      <w:pPr>
+        <w:spacing w:line="336" w:lineRule="auto" w:after="180"/>
+      </w:pPr>
+      <w:r>
+        <w:rPr>
+          <w:b w:val="0"/>
+        </w:rPr>
+        <w:t xml:space="preserve">Connect metrics to </w:t>
+      </w:r>
+      <w:r>
+        <w:rPr>
+          <w:b/>
+        </w:rPr>
+        <w:t>consequence</w:t>
+      </w:r>
+      <w:r>
+        <w:rPr>
+          <w:b w:val="0"/>
+        </w:rPr>
+        <w:t>s.</w:t>
       </w:r>
     </w:p>
     <w:p>
@@ -3041,8 +5186,38 @@
       </w:r>
     </w:p>
     <w:p>
-      <w:r>
-        <w:t>Recall measures finding positives; precision measures alert correctness. Set tradeoffs using consequences, review capacity and validation evidence.</w:t>
+      <w:pPr>
+        <w:spacing w:line="336" w:lineRule="auto" w:after="180"/>
+      </w:pPr>
+      <w:r>
+        <w:rPr>
+          <w:b w:val="0"/>
+        </w:rPr>
+        <w:t xml:space="preserve">Recall measures finding positives; precision measures alert correctness. Set tradeoffs using </w:t>
+      </w:r>
+      <w:r>
+        <w:rPr>
+          <w:b/>
+        </w:rPr>
+        <w:t>consequence</w:t>
+      </w:r>
+      <w:r>
+        <w:rPr>
+          <w:b w:val="0"/>
+        </w:rPr>
+        <w:t xml:space="preserve">s, review capacity and validation </w:t>
+      </w:r>
+      <w:r>
+        <w:rPr>
+          <w:b/>
+        </w:rPr>
+        <w:t>evidence</w:t>
+      </w:r>
+      <w:r>
+        <w:rPr>
+          <w:b w:val="0"/>
+        </w:rPr>
+        <w:t>.</w:t>
       </w:r>
     </w:p>
     <w:p>
@@ -3054,7 +5229,14 @@
       </w:r>
     </w:p>
     <w:p>
-      <w:r>
+      <w:pPr>
+        <w:spacing w:line="336" w:lineRule="auto" w:after="180"/>
+        <w:shd w:fill="F5F1FB"/>
+      </w:pPr>
+      <w:r>
+        <w:rPr>
+          <w:b w:val="0"/>
+        </w:rPr>
         <w:t>Which detail supports the answer, and why does it matter?</w:t>
       </w:r>
     </w:p>
@@ -3232,18 +5414,72 @@
       </w:tr>
     </w:tbl>
     <w:p>
-      <w:r>
+      <w:pPr>
+        <w:spacing w:line="336" w:lineRule="auto" w:after="180"/>
+      </w:pPr>
+      <w:r>
+        <w:rPr>
+          <w:b w:val="0"/>
+        </w:rPr>
         <w:t>Spotting alerts can miss disease signs or create unnecessary healthy-leaf reviews.</w:t>
       </w:r>
     </w:p>
     <w:p>
-      <w:r>
-        <w:t>Connect metrics to consequences.</w:t>
-      </w:r>
-    </w:p>
-    <w:p>
-      <w:r>
-        <w:t>Recall measures finding positives; precision measures alert correctness. Set tradeoffs using consequences, review capacity and validation evidence.</w:t>
+      <w:pPr>
+        <w:spacing w:line="336" w:lineRule="auto" w:after="180"/>
+      </w:pPr>
+      <w:r>
+        <w:rPr>
+          <w:b w:val="0"/>
+        </w:rPr>
+        <w:t xml:space="preserve">Connect metrics to </w:t>
+      </w:r>
+      <w:r>
+        <w:rPr>
+          <w:b/>
+        </w:rPr>
+        <w:t>consequence</w:t>
+      </w:r>
+      <w:r>
+        <w:rPr>
+          <w:b w:val="0"/>
+        </w:rPr>
+        <w:t>s.</w:t>
+      </w:r>
+    </w:p>
+    <w:p>
+      <w:pPr>
+        <w:spacing w:line="336" w:lineRule="auto" w:after="180"/>
+      </w:pPr>
+      <w:r>
+        <w:rPr>
+          <w:b w:val="0"/>
+        </w:rPr>
+        <w:t xml:space="preserve">Recall measures finding positives; precision measures alert correctness. Set tradeoffs using </w:t>
+      </w:r>
+      <w:r>
+        <w:rPr>
+          <w:b/>
+        </w:rPr>
+        <w:t>consequence</w:t>
+      </w:r>
+      <w:r>
+        <w:rPr>
+          <w:b w:val="0"/>
+        </w:rPr>
+        <w:t xml:space="preserve">s, review capacity and validation </w:t>
+      </w:r>
+      <w:r>
+        <w:rPr>
+          <w:b/>
+        </w:rPr>
+        <w:t>evidence</w:t>
+      </w:r>
+      <w:r>
+        <w:rPr>
+          <w:b w:val="0"/>
+        </w:rPr>
+        <w:t>.</w:t>
       </w:r>
     </w:p>
     <w:p>
@@ -3255,6 +5491,11 @@
       </w:r>
     </w:p>
     <w:p>
+      <w:r>
+        <w:t>Attempt the reserved new case before feedback. Record support; the earlier examples below remain additional practice.</w:t>
+      </w:r>
+    </w:p>
+    <w:p>
       <w:pPr>
         <w:pStyle w:val="Heading3"/>
       </w:pPr>
@@ -3263,8 +5504,32 @@
       </w:r>
     </w:p>
     <w:p>
-      <w:r>
-        <w:t>Scores/references are .8/blocked,.5/clear,.2/blocked,.1/clear. Compare thresholds .5 and .2 using the same cost.</w:t>
+      <w:pPr>
+        <w:spacing w:line="336" w:lineRule="auto" w:after="180"/>
+      </w:pPr>
+      <w:r>
+        <w:rPr>
+          <w:b/>
+        </w:rPr>
+        <w:t>Score</w:t>
+      </w:r>
+      <w:r>
+        <w:rPr>
+          <w:b w:val="0"/>
+        </w:rPr>
+        <w:t xml:space="preserve">s/references are .8/blocked,.5/clear,.2/blocked,.1/clear. Compare </w:t>
+      </w:r>
+      <w:r>
+        <w:rPr>
+          <w:b/>
+        </w:rPr>
+        <w:t>threshold</w:t>
+      </w:r>
+      <w:r>
+        <w:rPr>
+          <w:b w:val="0"/>
+        </w:rPr>
+        <w:t>s .5 and .2 using the same cost.</w:t>
       </w:r>
     </w:p>
     <w:p>
@@ -3311,7 +5576,13 @@
       </w:r>
     </w:p>
     <w:p>
-      <w:r>
+      <w:pPr>
+        <w:spacing w:line="336" w:lineRule="auto" w:after="180"/>
+      </w:pPr>
+      <w:r>
+        <w:rPr>
+          <w:b w:val="0"/>
+        </w:rPr>
         <w:t>Attempt this case before feedback. Record any help. Earlier examples below are further practice; a case already practised with feedback cannot establish fresh transfer.</w:t>
       </w:r>
     </w:p>
@@ -3324,18 +5595,55 @@
       </w:r>
     </w:p>
     <w:p>
-      <w:r>
+      <w:pPr>
+        <w:spacing w:line="336" w:lineRule="auto" w:after="180"/>
+      </w:pPr>
+      <w:r>
+        <w:rPr>
+          <w:b w:val="0"/>
+        </w:rPr>
         <w:t>Close the worked explanation. Apply the idea to this different question without copying.</w:t>
       </w:r>
     </w:p>
     <w:p>
-      <w:r>
-        <w:t>Missing a diseased plant is considered more costly than a false alarm, but staff can review only ten alerts daily. Which evaluation trade-off should be discussed?</w:t>
-      </w:r>
-    </w:p>
-    <w:p>
-      <w:r>
-        <w:t>My answer, with a trace, calculation or supporting evidence</w:t>
+      <w:pPr>
+        <w:spacing w:line="336" w:lineRule="auto" w:after="180"/>
+        <w:shd w:fill="F5F1FB"/>
+      </w:pPr>
+      <w:r>
+        <w:rPr>
+          <w:b w:val="0"/>
+        </w:rPr>
+        <w:t xml:space="preserve">Missing a diseased plant is considered more costly than a </w:t>
+      </w:r>
+      <w:r>
+        <w:rPr>
+          <w:b/>
+        </w:rPr>
+        <w:t>false alarm</w:t>
+      </w:r>
+      <w:r>
+        <w:rPr>
+          <w:b w:val="0"/>
+        </w:rPr>
+        <w:t>, but staff can review only ten alerts daily. Which evaluation trade-off should be discussed?</w:t>
+      </w:r>
+    </w:p>
+    <w:p>
+      <w:pPr>
+        <w:spacing w:line="336" w:lineRule="auto" w:after="180"/>
+      </w:pPr>
+      <w:r>
+        <w:rPr>
+          <w:b w:val="0"/>
+        </w:rPr>
+        <w:t xml:space="preserve">My answer, with a trace, calculation or supporting </w:t>
+      </w:r>
+      <w:r>
+        <w:rPr>
+          <w:b/>
+        </w:rPr>
+        <w:t>evidence</w:t>
       </w:r>
     </w:p>
     <w:p>
@@ -3380,13 +5688,37 @@
       </w:r>
     </w:p>
     <w:p>
-      <w:r>
+      <w:pPr>
+        <w:spacing w:line="336" w:lineRule="auto" w:after="180"/>
+      </w:pPr>
+      <w:r>
+        <w:rPr>
+          <w:b w:val="0"/>
+        </w:rPr>
         <w:t>Change one relevant detail. Predict the result before testing. Include a boundary or missing-information case when it helps reveal a limit.</w:t>
       </w:r>
     </w:p>
     <w:p>
-      <w:r>
-        <w:t>My changed input and expected result</w:t>
+      <w:pPr>
+        <w:spacing w:line="336" w:lineRule="auto" w:after="180"/>
+      </w:pPr>
+      <w:r>
+        <w:rPr>
+          <w:b w:val="0"/>
+        </w:rPr>
+        <w:t xml:space="preserve">My changed </w:t>
+      </w:r>
+      <w:r>
+        <w:rPr>
+          <w:b/>
+        </w:rPr>
+        <w:t>input</w:t>
+      </w:r>
+      <w:r>
+        <w:rPr>
+          <w:b w:val="0"/>
+        </w:rPr>
+        <w:t xml:space="preserve"> and expected result</w:t>
       </w:r>
     </w:p>
     <w:p>
@@ -3431,13 +5763,49 @@
       </w:r>
     </w:p>
     <w:p>
-      <w:r>
-        <w:t>Approve the Plant Classifier metric suite: accuracy for context, spotted precision/recall, confusion matrix, and subgroup slices.</w:t>
-      </w:r>
-    </w:p>
-    <w:p>
-      <w:r>
-        <w:t>The evidence I will keep</w:t>
+      <w:pPr>
+        <w:spacing w:line="336" w:lineRule="auto" w:after="180"/>
+      </w:pPr>
+      <w:r>
+        <w:rPr>
+          <w:b w:val="0"/>
+        </w:rPr>
+        <w:t xml:space="preserve">Approve the Plant Classifier </w:t>
+      </w:r>
+      <w:r>
+        <w:rPr>
+          <w:b/>
+        </w:rPr>
+        <w:t>metric suite</w:t>
+      </w:r>
+      <w:r>
+        <w:rPr>
+          <w:b w:val="0"/>
+        </w:rPr>
+        <w:t>: accuracy for context, spotted precision/recall, confusion matrix, and subgroup slices.</w:t>
+      </w:r>
+    </w:p>
+    <w:p>
+      <w:pPr>
+        <w:spacing w:line="336" w:lineRule="auto" w:after="180"/>
+      </w:pPr>
+      <w:r>
+        <w:rPr>
+          <w:b w:val="0"/>
+        </w:rPr>
+        <w:t xml:space="preserve">The </w:t>
+      </w:r>
+      <w:r>
+        <w:rPr>
+          <w:b/>
+        </w:rPr>
+        <w:t>evidence</w:t>
+      </w:r>
+      <w:r>
+        <w:rPr>
+          <w:b w:val="0"/>
+        </w:rPr>
+        <w:t xml:space="preserve"> I will keep</w:t>
       </w:r>
     </w:p>
     <w:p>
@@ -3474,8 +5842,26 @@
       </w:r>
     </w:p>
     <w:p>
-      <w:r>
-        <w:t>Your teacher has the independent answer and scoring criteria. Complete the matching workbook week to keep your practice evidence together.</w:t>
+      <w:pPr>
+        <w:spacing w:line="336" w:lineRule="auto" w:after="180"/>
+      </w:pPr>
+      <w:r>
+        <w:rPr>
+          <w:b w:val="0"/>
+        </w:rPr>
+        <w:t xml:space="preserve">Your teacher has the independent answer and scoring criteria. Complete the matching workbook week to keep your practice </w:t>
+      </w:r>
+      <w:r>
+        <w:rPr>
+          <w:b/>
+        </w:rPr>
+        <w:t>evidence</w:t>
+      </w:r>
+      <w:r>
+        <w:rPr>
+          <w:b w:val="0"/>
+        </w:rPr>
+        <w:t xml:space="preserve"> together.</w:t>
       </w:r>
     </w:p>
     <w:p>
@@ -3487,8 +5873,39 @@
       </w:r>
     </w:p>
     <w:p>
-      <w:r>
-        <w:t>A reviewer can inspect at most 10 alerts daily. Model A flags 20 cases with higher recall; B flags 8 with lower recall. What evidence is needed before choosing a threshold?</w:t>
+      <w:pPr>
+        <w:spacing w:line="336" w:lineRule="auto" w:after="180"/>
+        <w:shd w:fill="F5F1FB"/>
+      </w:pPr>
+      <w:r>
+        <w:rPr>
+          <w:b w:val="0"/>
+        </w:rPr>
+        <w:t xml:space="preserve">A reviewer can inspect at most 10 alerts daily. Model A flags 20 cases with higher recall; B flags 8 with lower recall. What </w:t>
+      </w:r>
+      <w:r>
+        <w:rPr>
+          <w:b/>
+        </w:rPr>
+        <w:t>evidence</w:t>
+      </w:r>
+      <w:r>
+        <w:rPr>
+          <w:b w:val="0"/>
+        </w:rPr>
+        <w:t xml:space="preserve"> is needed before choosing a </w:t>
+      </w:r>
+      <w:r>
+        <w:rPr>
+          <w:b/>
+        </w:rPr>
+        <w:t>threshold</w:t>
+      </w:r>
+      <w:r>
+        <w:rPr>
+          <w:b w:val="0"/>
+        </w:rPr>
+        <w:t>?</w:t>
       </w:r>
     </w:p>
     <w:p>
@@ -3543,8 +5960,25 @@
       </w:r>
     </w:p>
     <w:p>
-      <w:r>
-        <w:t>Attempt the independent case before hints. Record whether you worked alone, used a hint or followed a model. After feedback, fix the first unsupported step and explain why it changed. A later check uses a changed case, not a copied answer.</w:t>
+      <w:pPr>
+        <w:spacing w:line="336" w:lineRule="auto" w:after="180"/>
+      </w:pPr>
+      <w:r>
+        <w:rPr>
+          <w:b w:val="0"/>
+        </w:rPr>
+        <w:t>Attempt the independent case before hints. Record whether you worked alone, used a hint or followed a model. After feedback, fix the first unsupported step and explain why it changed.</w:t>
+      </w:r>
+    </w:p>
+    <w:p>
+      <w:pPr>
+        <w:spacing w:line="336" w:lineRule="auto" w:after="180"/>
+      </w:pPr>
+      <w:r>
+        <w:rPr>
+          <w:b w:val="0"/>
+        </w:rPr>
+        <w:t>A later check uses a changed case, not a copied answer.</w:t>
       </w:r>
     </w:p>
     <w:p>
@@ -3557,7 +5991,30 @@
     </w:p>
     <w:p>
       <w:r>
-        <w:t>Start with this question: Translate a threshold choice into missed-leaf and false-alarm costs.</w:t>
+        <w:t>Use this map to navigate Metrics Match Consequences, connect the goals to tasks and keep one evidence record for each attempt.</w:t>
+      </w:r>
+    </w:p>
+    <w:p>
+      <w:pPr>
+        <w:spacing w:line="336" w:lineRule="auto" w:after="180"/>
+      </w:pPr>
+      <w:r>
+        <w:rPr>
+          <w:b w:val="0"/>
+        </w:rPr>
+        <w:t xml:space="preserve">Start with this question: Translate a </w:t>
+      </w:r>
+      <w:r>
+        <w:rPr>
+          <w:b/>
+        </w:rPr>
+        <w:t>threshold</w:t>
+      </w:r>
+      <w:r>
+        <w:rPr>
+          <w:b w:val="0"/>
+        </w:rPr>
+        <w:t xml:space="preserve"> choice into missed-leaf and false-alarm costs.</w:t>
       </w:r>
     </w:p>
     <w:tbl>
@@ -3663,13 +6120,61 @@
       </w:tr>
     </w:tbl>
     <w:p>
-      <w:r>
-        <w:t>Remember → watch and explain → try with help → investigate → try independently → keep project evidence. Your teacher may spread this lesson across several classes.</w:t>
-      </w:r>
-    </w:p>
-    <w:p>
-      <w:r>
-        <w:t>Keep your first prediction. Compare it with what the evidence shows and explain any change.</w:t>
+      <w:pPr>
+        <w:spacing w:line="336" w:lineRule="auto" w:after="180"/>
+      </w:pPr>
+      <w:r>
+        <w:rPr>
+          <w:b w:val="0"/>
+        </w:rPr>
+        <w:t xml:space="preserve">Remember → watch and explain → try with help → investigate → try independently → keep project </w:t>
+      </w:r>
+      <w:r>
+        <w:rPr>
+          <w:b/>
+        </w:rPr>
+        <w:t>evidence</w:t>
+      </w:r>
+      <w:r>
+        <w:rPr>
+          <w:b w:val="0"/>
+        </w:rPr>
+        <w:t>. Your teacher may spread this lesson across several classes.</w:t>
+      </w:r>
+    </w:p>
+    <w:p>
+      <w:pPr>
+        <w:spacing w:line="336" w:lineRule="auto" w:after="180"/>
+      </w:pPr>
+      <w:r>
+        <w:rPr>
+          <w:b w:val="0"/>
+        </w:rPr>
+        <w:t xml:space="preserve">Keep your first </w:t>
+      </w:r>
+      <w:r>
+        <w:rPr>
+          <w:b/>
+        </w:rPr>
+        <w:t>prediction</w:t>
+      </w:r>
+      <w:r>
+        <w:rPr>
+          <w:b w:val="0"/>
+        </w:rPr>
+        <w:t xml:space="preserve">. Compare it with what the </w:t>
+      </w:r>
+      <w:r>
+        <w:rPr>
+          <w:b/>
+        </w:rPr>
+        <w:t>evidence</w:t>
+      </w:r>
+      <w:r>
+        <w:rPr>
+          <w:b w:val="0"/>
+        </w:rPr>
+        <w:t xml:space="preserve"> shows and explain any change.</w:t>
       </w:r>
     </w:p>
     <w:p>
@@ -3682,7 +6187,42 @@
     </w:p>
     <w:p>
       <w:r>
-        <w:t>Close your notes. Explain this goal in your own words: Apply a declared score threshold including equality</w:t>
+        <w:t>Explain Metrics Match Consequences without notes, identify a remaining question and plan a later check with a changed case.</w:t>
+      </w:r>
+    </w:p>
+    <w:p>
+      <w:pPr>
+        <w:spacing w:line="336" w:lineRule="auto" w:after="180"/>
+      </w:pPr>
+      <w:r>
+        <w:rPr>
+          <w:b w:val="0"/>
+        </w:rPr>
+        <w:t xml:space="preserve">Close your notes. Explain this goal in your own words: Apply a declared </w:t>
+      </w:r>
+      <w:r>
+        <w:rPr>
+          <w:b/>
+        </w:rPr>
+        <w:t>score</w:t>
+      </w:r>
+      <w:r>
+        <w:rPr>
+          <w:b w:val="0"/>
+        </w:rPr>
+        <w:t xml:space="preserve"> </w:t>
+      </w:r>
+      <w:r>
+        <w:rPr>
+          <w:b/>
+        </w:rPr>
+        <w:t>threshold</w:t>
+      </w:r>
+      <w:r>
+        <w:rPr>
+          <w:b w:val="0"/>
+        </w:rPr>
+        <w:t xml:space="preserve"> including equality</w:t>
       </w:r>
     </w:p>
     <w:p>
@@ -3719,13 +6259,61 @@
       </w:r>
     </w:p>
     <w:p>
-      <w:r>
-        <w:t>If you are unsure, return to the worked picture and explain one arrow. If you are ready, change an input or assumption and justify your prediction.</w:t>
-      </w:r>
-    </w:p>
-    <w:p>
-      <w:r>
-        <w:t>Save your workbook evidence. At the next review, try a different case before opening your old answer.</w:t>
+      <w:pPr>
+        <w:spacing w:line="336" w:lineRule="auto" w:after="180"/>
+      </w:pPr>
+      <w:r>
+        <w:rPr>
+          <w:b w:val="0"/>
+        </w:rPr>
+        <w:t xml:space="preserve">If you are unsure, return to the worked picture and explain one arrow. If you are ready, change an </w:t>
+      </w:r>
+      <w:r>
+        <w:rPr>
+          <w:b/>
+        </w:rPr>
+        <w:t>input</w:t>
+      </w:r>
+      <w:r>
+        <w:rPr>
+          <w:b w:val="0"/>
+        </w:rPr>
+        <w:t xml:space="preserve"> or assumption and justify your </w:t>
+      </w:r>
+      <w:r>
+        <w:rPr>
+          <w:b/>
+        </w:rPr>
+        <w:t>prediction</w:t>
+      </w:r>
+      <w:r>
+        <w:rPr>
+          <w:b w:val="0"/>
+        </w:rPr>
+        <w:t>.</w:t>
+      </w:r>
+    </w:p>
+    <w:p>
+      <w:pPr>
+        <w:spacing w:line="336" w:lineRule="auto" w:after="180"/>
+      </w:pPr>
+      <w:r>
+        <w:rPr>
+          <w:b w:val="0"/>
+        </w:rPr>
+        <w:t xml:space="preserve">Save your workbook </w:t>
+      </w:r>
+      <w:r>
+        <w:rPr>
+          <w:b/>
+        </w:rPr>
+        <w:t>evidence</w:t>
+      </w:r>
+      <w:r>
+        <w:rPr>
+          <w:b w:val="0"/>
+        </w:rPr>
+        <w:t>. At the next review, try a different case before opening your old answer.</w:t>
       </w:r>
     </w:p>
     <w:p>
@@ -3738,12 +6326,41 @@
     </w:p>
     <w:p>
       <w:r>
+        <w:t>Attempt supported questions before using hints or feedback. Review a missing building block, then keep the completed work.</w:t>
+      </w:r>
+    </w:p>
+    <w:p>
+      <w:pPr>
+        <w:spacing w:line="336" w:lineRule="auto" w:after="180"/>
+      </w:pPr>
+      <w:r>
+        <w:rPr>
+          <w:b w:val="0"/>
+        </w:rPr>
         <w:t>Use this supported practice once, in the browser or on paper. Keep the reserved independent assessment for a separate first attempt before teacher feedback.</w:t>
       </w:r>
     </w:p>
     <w:p>
-      <w:r>
-        <w:t>Translate a threshold choice into missed-leaf and false-alarm costs.</w:t>
+      <w:pPr>
+        <w:spacing w:line="336" w:lineRule="auto" w:after="180"/>
+      </w:pPr>
+      <w:r>
+        <w:rPr>
+          <w:b w:val="0"/>
+        </w:rPr>
+        <w:t xml:space="preserve">Translate a </w:t>
+      </w:r>
+      <w:r>
+        <w:rPr>
+          <w:b/>
+        </w:rPr>
+        <w:t>threshold</w:t>
+      </w:r>
+      <w:r>
+        <w:rPr>
+          <w:b w:val="0"/>
+        </w:rPr>
+        <w:t xml:space="preserve"> choice into missed-leaf and false-alarm costs.</w:t>
       </w:r>
     </w:p>
     <w:p>
@@ -3755,23 +6372,86 @@
       </w:r>
     </w:p>
     <w:p>
-      <w:r>
-        <w:t>Which labelled step matches this detail? Threshold0.4 has smaller validation cost on these four cases.</w:t>
-      </w:r>
-    </w:p>
-    <w:p>
-      <w:r>
-        <w:t>1. Threshold0.4</w:t>
-      </w:r>
-    </w:p>
-    <w:p>
-      <w:r>
+      <w:pPr>
+        <w:spacing w:line="336" w:lineRule="auto" w:after="180"/>
+      </w:pPr>
+      <w:r>
+        <w:rPr>
+          <w:b w:val="0"/>
+        </w:rPr>
+        <w:t xml:space="preserve">Which labelled step matches this detail? </w:t>
+      </w:r>
+      <w:r>
+        <w:rPr>
+          <w:b/>
+        </w:rPr>
+        <w:t>Threshold</w:t>
+      </w:r>
+      <w:r>
+        <w:rPr>
+          <w:b w:val="0"/>
+        </w:rPr>
+        <w:t>0.4 has smaller validation cost on these four cases.</w:t>
+      </w:r>
+    </w:p>
+    <w:p>
+      <w:pPr>
+        <w:spacing w:line="336" w:lineRule="auto" w:after="180"/>
+        <w:shd w:fill="F4F9FC"/>
+      </w:pPr>
+      <w:r>
+        <w:rPr>
+          <w:b w:val="0"/>
+        </w:rPr>
+        <w:t xml:space="preserve">1. </w:t>
+      </w:r>
+      <w:r>
+        <w:rPr>
+          <w:b/>
+        </w:rPr>
+        <w:t>Threshold</w:t>
+      </w:r>
+      <w:r>
+        <w:rPr>
+          <w:b w:val="0"/>
+        </w:rPr>
+        <w:t>0.4</w:t>
+      </w:r>
+    </w:p>
+    <w:p>
+      <w:pPr>
+        <w:spacing w:line="336" w:lineRule="auto" w:after="180"/>
+        <w:shd w:fill="F4F9FC"/>
+      </w:pPr>
+      <w:r>
+        <w:rPr>
+          <w:b w:val="0"/>
+        </w:rPr>
         <w:t>2. Choose for stated costs</w:t>
       </w:r>
     </w:p>
     <w:p>
-      <w:r>
-        <w:t>3. Threshold0.7</w:t>
+      <w:pPr>
+        <w:spacing w:line="336" w:lineRule="auto" w:after="180"/>
+        <w:shd w:fill="F4F9FC"/>
+      </w:pPr>
+      <w:r>
+        <w:rPr>
+          <w:b w:val="0"/>
+        </w:rPr>
+        <w:t xml:space="preserve">3. </w:t>
+      </w:r>
+      <w:r>
+        <w:rPr>
+          <w:b/>
+        </w:rPr>
+        <w:t>Threshold</w:t>
+      </w:r>
+      <w:r>
+        <w:rPr>
+          <w:b w:val="0"/>
+        </w:rPr>
+        <w:t>0.7</w:t>
       </w:r>
     </w:p>
     <w:p>
@@ -3808,41 +6488,209 @@
       </w:r>
     </w:p>
     <w:p>
-      <w:r>
+      <w:pPr>
+        <w:pStyle w:val="Heading3"/>
+      </w:pPr>
+      <w:r>
+        <w:t>Hint · try first</w:t>
+      </w:r>
+    </w:p>
+    <w:p>
+      <w:pPr>
+        <w:spacing w:line="336" w:lineRule="auto" w:after="180"/>
+        <w:shd w:fill="F1F6F8"/>
+      </w:pPr>
+      <w:r>
+        <w:rPr>
+          <w:b w:val="0"/>
+        </w:rPr>
         <w:t>Hint if needed: Read the steps in the pictorial case. Match the supplied detail to the stage that performs or records it.</w:t>
       </w:r>
     </w:p>
     <w:p>
-      <w:r>
-        <w:t>After your attempt, compare with the supported explanation: Choose for stated costs Threshold0.4 has smaller validation cost on these four cases. Read the picture in order. Threshold0.4 has smaller validation cost on these four cases. The arrows show which recorded input or intermediate result each decision uses. Explain the deciding step aloud before checking the changed case; pointing to the final answer alone does not show how it follows.</w:t>
-      </w:r>
-    </w:p>
-    <w:p>
       <w:pPr>
         <w:pStyle w:val="Heading3"/>
       </w:pPr>
       <w:r>
+        <w:t>Feedback · compare after trying</w:t>
+      </w:r>
+    </w:p>
+    <w:p>
+      <w:pPr>
+        <w:spacing w:line="336" w:lineRule="auto" w:after="180"/>
+        <w:shd w:fill="F1F6FC"/>
+      </w:pPr>
+      <w:r>
+        <w:rPr>
+          <w:b w:val="0"/>
+        </w:rPr>
+        <w:t xml:space="preserve">After your attempt, compare with the supported explanation: Choose for stated costs </w:t>
+      </w:r>
+      <w:r>
+        <w:rPr>
+          <w:b/>
+        </w:rPr>
+        <w:t>Threshold</w:t>
+      </w:r>
+      <w:r>
+        <w:rPr>
+          <w:b w:val="0"/>
+        </w:rPr>
+        <w:t>0.4 has smaller validation cost on these four cases. Read the picture in order.</w:t>
+      </w:r>
+    </w:p>
+    <w:p>
+      <w:pPr>
+        <w:spacing w:line="336" w:lineRule="auto" w:after="180"/>
+        <w:shd w:fill="F1F6FC"/>
+      </w:pPr>
+      <w:r>
+        <w:rPr>
+          <w:b/>
+        </w:rPr>
+        <w:t>Threshold</w:t>
+      </w:r>
+      <w:r>
+        <w:rPr>
+          <w:b w:val="0"/>
+        </w:rPr>
+        <w:t xml:space="preserve">0.4 has smaller validation cost on these four cases. The arrows show which recorded </w:t>
+      </w:r>
+      <w:r>
+        <w:rPr>
+          <w:b/>
+        </w:rPr>
+        <w:t>input</w:t>
+      </w:r>
+      <w:r>
+        <w:rPr>
+          <w:b w:val="0"/>
+        </w:rPr>
+        <w:t xml:space="preserve"> or intermediate result each decision uses.</w:t>
+      </w:r>
+    </w:p>
+    <w:p>
+      <w:pPr>
+        <w:spacing w:line="336" w:lineRule="auto" w:after="180"/>
+        <w:shd w:fill="F1F6FC"/>
+      </w:pPr>
+      <w:r>
+        <w:rPr>
+          <w:b w:val="0"/>
+        </w:rPr>
+        <w:t>Explain the deciding step aloud before checking the changed case; pointing to the final answer alone does not show how it follows.</w:t>
+      </w:r>
+    </w:p>
+    <w:p>
+      <w:pPr>
+        <w:pStyle w:val="Heading3"/>
+      </w:pPr>
+      <w:r>
         <w:t>Practice 2: explain the deciding evidence</w:t>
       </w:r>
     </w:p>
     <w:p>
-      <w:r>
+      <w:pPr>
+        <w:pStyle w:val="Heading3"/>
+      </w:pPr>
+      <w:r>
+        <w:t>Changed case · predict first</w:t>
+      </w:r>
+    </w:p>
+    <w:p>
+      <w:pPr>
+        <w:spacing w:line="336" w:lineRule="auto" w:after="180"/>
+        <w:shd w:fill="F5F1FB"/>
+      </w:pPr>
+      <w:r>
+        <w:rPr>
+          <w:b w:val="0"/>
+        </w:rPr>
         <w:t>Changed-case practice: Miss and false-alarm costs swap to1 and 5. Which conclusion is supported by the supplied facts?</w:t>
       </w:r>
     </w:p>
     <w:p>
-      <w:r>
-        <w:t>1. This one example guarantees correct results for every future input.</w:t>
-      </w:r>
-    </w:p>
-    <w:p>
-      <w:r>
-        <w:t>2. We can decide the result without examining the changed input or the procedure.</w:t>
-      </w:r>
-    </w:p>
-    <w:p>
-      <w:r>
-        <w:t>3. Threshold0.7 costs1 while0.4 costs5; preferred threshold switches.</w:t>
+      <w:pPr>
+        <w:spacing w:line="336" w:lineRule="auto" w:after="180"/>
+        <w:shd w:fill="F4F9FC"/>
+      </w:pPr>
+      <w:r>
+        <w:rPr>
+          <w:b w:val="0"/>
+        </w:rPr>
+        <w:t xml:space="preserve">1. This one example guarantees correct results for every future </w:t>
+      </w:r>
+      <w:r>
+        <w:rPr>
+          <w:b/>
+        </w:rPr>
+        <w:t>input</w:t>
+      </w:r>
+      <w:r>
+        <w:rPr>
+          <w:b w:val="0"/>
+        </w:rPr>
+        <w:t>.</w:t>
+      </w:r>
+    </w:p>
+    <w:p>
+      <w:pPr>
+        <w:spacing w:line="336" w:lineRule="auto" w:after="180"/>
+        <w:shd w:fill="F4F9FC"/>
+      </w:pPr>
+      <w:r>
+        <w:rPr>
+          <w:b w:val="0"/>
+        </w:rPr>
+        <w:t xml:space="preserve">2. We can decide the result without examining the changed </w:t>
+      </w:r>
+      <w:r>
+        <w:rPr>
+          <w:b/>
+        </w:rPr>
+        <w:t>input</w:t>
+      </w:r>
+      <w:r>
+        <w:rPr>
+          <w:b w:val="0"/>
+        </w:rPr>
+        <w:t xml:space="preserve"> or the procedure.</w:t>
+      </w:r>
+    </w:p>
+    <w:p>
+      <w:pPr>
+        <w:spacing w:line="336" w:lineRule="auto" w:after="180"/>
+        <w:shd w:fill="F4F9FC"/>
+      </w:pPr>
+      <w:r>
+        <w:rPr>
+          <w:b w:val="0"/>
+        </w:rPr>
+        <w:t xml:space="preserve">3. </w:t>
+      </w:r>
+      <w:r>
+        <w:rPr>
+          <w:b/>
+        </w:rPr>
+        <w:t>Threshold</w:t>
+      </w:r>
+      <w:r>
+        <w:rPr>
+          <w:b w:val="0"/>
+        </w:rPr>
+        <w:t xml:space="preserve">0.7 costs1 while0.4 costs5; preferred </w:t>
+      </w:r>
+      <w:r>
+        <w:rPr>
+          <w:b/>
+        </w:rPr>
+        <w:t>threshold</w:t>
+      </w:r>
+      <w:r>
+        <w:rPr>
+          <w:b w:val="0"/>
+        </w:rPr>
+        <w:t xml:space="preserve"> switches.</w:t>
       </w:r>
     </w:p>
     <w:p>
@@ -3879,36 +6727,237 @@
       </w:r>
     </w:p>
     <w:p>
-      <w:r>
+      <w:pPr>
+        <w:pStyle w:val="Heading3"/>
+      </w:pPr>
+      <w:r>
+        <w:t>Hint · try first</w:t>
+      </w:r>
+    </w:p>
+    <w:p>
+      <w:pPr>
+        <w:spacing w:line="336" w:lineRule="auto" w:after="180"/>
+        <w:shd w:fill="F1F6F8"/>
+      </w:pPr>
+      <w:r>
+        <w:rPr>
+          <w:b w:val="0"/>
+        </w:rPr>
         <w:t>Hint if needed: Use the changed condition and the deciding step in the pictorial trace. The answer must say what follows from those facts.</w:t>
       </w:r>
     </w:p>
     <w:p>
-      <w:r>
-        <w:t>After your attempt, compare with the supported explanation: Threshold0.7 costs1 while0.4 costs5; preferred threshold switches. Metric choice encodes the declared consequences, not a universal best threshold.</w:t>
-      </w:r>
-    </w:p>
-    <w:p>
       <w:pPr>
         <w:pStyle w:val="Heading3"/>
       </w:pPr>
       <w:r>
+        <w:t>Feedback · compare after trying</w:t>
+      </w:r>
+    </w:p>
+    <w:p>
+      <w:pPr>
+        <w:spacing w:line="336" w:lineRule="auto" w:after="180"/>
+        <w:shd w:fill="F1F6FC"/>
+      </w:pPr>
+      <w:r>
+        <w:rPr>
+          <w:b w:val="0"/>
+        </w:rPr>
+        <w:t xml:space="preserve">After your attempt, compare with the supported explanation: </w:t>
+      </w:r>
+      <w:r>
+        <w:rPr>
+          <w:b/>
+        </w:rPr>
+        <w:t>Threshold</w:t>
+      </w:r>
+      <w:r>
+        <w:rPr>
+          <w:b w:val="0"/>
+        </w:rPr>
+        <w:t xml:space="preserve">0.7 costs1 while0.4 costs5; preferred </w:t>
+      </w:r>
+      <w:r>
+        <w:rPr>
+          <w:b/>
+        </w:rPr>
+        <w:t>threshold</w:t>
+      </w:r>
+      <w:r>
+        <w:rPr>
+          <w:b w:val="0"/>
+        </w:rPr>
+        <w:t xml:space="preserve"> switches. Metric choice encodes the declared </w:t>
+      </w:r>
+      <w:r>
+        <w:rPr>
+          <w:b/>
+        </w:rPr>
+        <w:t>consequence</w:t>
+      </w:r>
+      <w:r>
+        <w:rPr>
+          <w:b w:val="0"/>
+        </w:rPr>
+        <w:t xml:space="preserve">s, not a universal best </w:t>
+      </w:r>
+      <w:r>
+        <w:rPr>
+          <w:b/>
+        </w:rPr>
+        <w:t>threshold</w:t>
+      </w:r>
+      <w:r>
+        <w:rPr>
+          <w:b w:val="0"/>
+        </w:rPr>
+        <w:t>.</w:t>
+      </w:r>
+    </w:p>
+    <w:p>
+      <w:pPr>
+        <w:pStyle w:val="Heading3"/>
+      </w:pPr>
+      <w:r>
         <w:t>Repair a missing building block</w:t>
       </w:r>
     </w:p>
     <w:p>
-      <w:r>
-        <w:t>Review Train, Validation, Test (ai-4/24). Goal: Select a model using a declared validation rule. Short practice: Why does B’s zero training MAE not settle the original choice? Point to the relevant step in the picture, then write the changed result and the rule or evidence that supports it.. Return to this week and explain what you changed.</w:t>
-      </w:r>
-    </w:p>
-    <w:p>
-      <w:r>
-        <w:t>Review Train a Regression Model (ai-4/22). Goal: Fit a line from a declared training candidate set. Short practice: May day3’s evaluation label choose the candidate line? Point to the relevant step in the picture, then write the changed result and the rule or evidence that supports it.. Return to this week and explain what you changed.</w:t>
-      </w:r>
-    </w:p>
-    <w:p>
-      <w:r>
-        <w:t>Review Regression and Residuals (ai-4/19). Goal: Distinguish numeric prediction from classification. Short practice: Which statistic reveals the size of errors without cancellation? Point to the relevant step in the picture, then write the changed result and the rule or evidence that supports it.. Return to this week and explain what you changed.</w:t>
+      <w:pPr>
+        <w:spacing w:line="336" w:lineRule="auto" w:after="180"/>
+      </w:pPr>
+      <w:r>
+        <w:rPr>
+          <w:b w:val="0"/>
+        </w:rPr>
+        <w:t xml:space="preserve">Review Train, Validation, Test (ai-4/24). Goal: Select a model using a declared validation rule. Short practice: Why does B’s zero </w:t>
+      </w:r>
+      <w:r>
+        <w:rPr>
+          <w:b/>
+        </w:rPr>
+        <w:t>training</w:t>
+      </w:r>
+      <w:r>
+        <w:rPr>
+          <w:b w:val="0"/>
+        </w:rPr>
+        <w:t xml:space="preserve"> MAE not settle the original choice?</w:t>
+      </w:r>
+    </w:p>
+    <w:p>
+      <w:pPr>
+        <w:spacing w:line="336" w:lineRule="auto" w:after="180"/>
+      </w:pPr>
+      <w:r>
+        <w:rPr>
+          <w:b w:val="0"/>
+        </w:rPr>
+        <w:t xml:space="preserve">Point to the relevant step in the picture, then write the changed result and the rule or </w:t>
+      </w:r>
+      <w:r>
+        <w:rPr>
+          <w:b/>
+        </w:rPr>
+        <w:t>evidence</w:t>
+      </w:r>
+      <w:r>
+        <w:rPr>
+          <w:b w:val="0"/>
+        </w:rPr>
+        <w:t xml:space="preserve"> that supports it.. Return to this week and explain what you changed.</w:t>
+      </w:r>
+    </w:p>
+    <w:p>
+      <w:pPr>
+        <w:spacing w:line="336" w:lineRule="auto" w:after="180"/>
+      </w:pPr>
+      <w:r>
+        <w:rPr>
+          <w:b w:val="0"/>
+        </w:rPr>
+        <w:t xml:space="preserve">Review Train a Regression Model (ai-4/22). Goal: Fit a line from a declared </w:t>
+      </w:r>
+      <w:r>
+        <w:rPr>
+          <w:b/>
+        </w:rPr>
+        <w:t>training</w:t>
+      </w:r>
+      <w:r>
+        <w:rPr>
+          <w:b w:val="0"/>
+        </w:rPr>
+        <w:t xml:space="preserve"> candidate set. Short practice: May day3’s evaluation label choose the candidate line?</w:t>
+      </w:r>
+    </w:p>
+    <w:p>
+      <w:pPr>
+        <w:spacing w:line="336" w:lineRule="auto" w:after="180"/>
+      </w:pPr>
+      <w:r>
+        <w:rPr>
+          <w:b w:val="0"/>
+        </w:rPr>
+        <w:t xml:space="preserve">Point to the relevant step in the picture, then write the changed result and the rule or </w:t>
+      </w:r>
+      <w:r>
+        <w:rPr>
+          <w:b/>
+        </w:rPr>
+        <w:t>evidence</w:t>
+      </w:r>
+      <w:r>
+        <w:rPr>
+          <w:b w:val="0"/>
+        </w:rPr>
+        <w:t xml:space="preserve"> that supports it.. Return to this week and explain what you changed.</w:t>
+      </w:r>
+    </w:p>
+    <w:p>
+      <w:pPr>
+        <w:spacing w:line="336" w:lineRule="auto" w:after="180"/>
+      </w:pPr>
+      <w:r>
+        <w:rPr>
+          <w:b w:val="0"/>
+        </w:rPr>
+        <w:t xml:space="preserve">Review Regression and Residuals (ai-4/19). Goal: Distinguish numeric </w:t>
+      </w:r>
+      <w:r>
+        <w:rPr>
+          <w:b/>
+        </w:rPr>
+        <w:t>prediction</w:t>
+      </w:r>
+      <w:r>
+        <w:rPr>
+          <w:b w:val="0"/>
+        </w:rPr>
+        <w:t xml:space="preserve"> from classification. Short practice: Which statistic reveals the size of errors without cancellation?</w:t>
+      </w:r>
+    </w:p>
+    <w:p>
+      <w:pPr>
+        <w:spacing w:line="336" w:lineRule="auto" w:after="180"/>
+      </w:pPr>
+      <w:r>
+        <w:rPr>
+          <w:b w:val="0"/>
+        </w:rPr>
+        <w:t xml:space="preserve">Point to the relevant step in the picture, then write the changed result and the rule or </w:t>
+      </w:r>
+      <w:r>
+        <w:rPr>
+          <w:b/>
+        </w:rPr>
+        <w:t>evidence</w:t>
+      </w:r>
+      <w:r>
+        <w:rPr>
+          <w:b w:val="0"/>
+        </w:rPr>
+        <w:t xml:space="preserve"> that supports it.. Return to this week and explain what you changed.</w:t>
       </w:r>
     </w:p>
     <w:p>
@@ -3920,8 +6969,61 @@
       </w:r>
     </w:p>
     <w:p>
-      <w:r>
-        <w:t>The browser lab lets you edit the supported Python examples already included in this lesson. Predict first, run, inspect the actual output or error, change one input, then run again. Keep code, predictions, actual results and a reasoned revision together. On paper, label your result as a trace rather than an execution.</w:t>
+      <w:pPr>
+        <w:spacing w:line="336" w:lineRule="auto" w:after="180"/>
+      </w:pPr>
+      <w:r>
+        <w:rPr>
+          <w:b w:val="0"/>
+        </w:rPr>
+        <w:t xml:space="preserve">The browser lab lets you edit the supported Python examples already included in this lesson. Predict first, run, inspect the actual </w:t>
+      </w:r>
+      <w:r>
+        <w:rPr>
+          <w:b/>
+        </w:rPr>
+        <w:t>output</w:t>
+      </w:r>
+      <w:r>
+        <w:rPr>
+          <w:b w:val="0"/>
+        </w:rPr>
+        <w:t xml:space="preserve"> or error, change one </w:t>
+      </w:r>
+      <w:r>
+        <w:rPr>
+          <w:b/>
+        </w:rPr>
+        <w:t>input</w:t>
+      </w:r>
+      <w:r>
+        <w:rPr>
+          <w:b w:val="0"/>
+        </w:rPr>
+        <w:t>, then run again.</w:t>
+      </w:r>
+    </w:p>
+    <w:p>
+      <w:pPr>
+        <w:spacing w:line="336" w:lineRule="auto" w:after="180"/>
+      </w:pPr>
+      <w:r>
+        <w:rPr>
+          <w:b w:val="0"/>
+        </w:rPr>
+        <w:t xml:space="preserve">Keep code, </w:t>
+      </w:r>
+      <w:r>
+        <w:rPr>
+          <w:b/>
+        </w:rPr>
+        <w:t>prediction</w:t>
+      </w:r>
+      <w:r>
+        <w:rPr>
+          <w:b w:val="0"/>
+        </w:rPr>
+        <w:t>s, actual results and a reasoned revision together. On paper, label your result as a trace rather than an execution.</w:t>
       </w:r>
     </w:p>
     <w:p>
@@ -3933,8 +7035,853 @@
       </w:r>
     </w:p>
     <w:p>
-      <w:r>
-        <w:t>Use Download completed work in the hosted lesson to export your answers, reflections, practice feedback and code-run evidence. Open the HTML copy to read or print it. Drafts stay in this browser when storage is available; clear drafts on a shared device.</w:t>
+      <w:pPr>
+        <w:spacing w:line="336" w:lineRule="auto" w:after="180"/>
+      </w:pPr>
+      <w:r>
+        <w:rPr>
+          <w:b w:val="0"/>
+        </w:rPr>
+        <w:t xml:space="preserve">Use Download completed work in the hosted lesson to export your answers, reflections, practice feedback and code-run </w:t>
+      </w:r>
+      <w:r>
+        <w:rPr>
+          <w:b/>
+        </w:rPr>
+        <w:t>evidence</w:t>
+      </w:r>
+      <w:r>
+        <w:rPr>
+          <w:b w:val="0"/>
+        </w:rPr>
+        <w:t>. Open the HTML copy to read or print it.</w:t>
+      </w:r>
+    </w:p>
+    <w:p>
+      <w:pPr>
+        <w:spacing w:line="336" w:lineRule="auto" w:after="180"/>
+      </w:pPr>
+      <w:r>
+        <w:rPr>
+          <w:b w:val="0"/>
+        </w:rPr>
+        <w:t>Drafts stay in this browser when storage is available; clear drafts on a shared device.</w:t>
+      </w:r>
+    </w:p>
+    <w:p>
+      <w:pPr>
+        <w:pStyle w:val="Heading1"/>
+      </w:pPr>
+      <w:r>
+        <w:t>18. Visual concept journey</w:t>
+      </w:r>
+    </w:p>
+    <w:p>
+      <w:r>
+        <w:t>Explain each Metrics Match Consequences graphic using its labels, deciding evidence and relevant limitation.</w:t>
+      </w:r>
+    </w:p>
+    <w:p>
+      <w:pPr>
+        <w:pStyle w:val="Heading3"/>
+      </w:pPr>
+      <w:r>
+        <w:t>01. Metrics Match Consequences: the case</w:t>
+      </w:r>
+    </w:p>
+    <w:p>
+      <w:r>
+        <w:drawing>
+          <wp:inline xmlns:a="http://schemas.openxmlformats.org/drawingml/2006/main" xmlns:pic="http://schemas.openxmlformats.org/drawingml/2006/picture">
+            <wp:extent cx="5486400" cy="3291840"/>
+            <wp:docPr id="22" name="Picture 22" descr="Translate a threshold choice into missed-leaf and false-alarm costs. Supplied facts: Scores/reference: 0.9 spotted, 0.6 healthy, 0.4 spotted, 0.1 healthy. Predict spotted at score&gt;=threshold. Miss cost5; false-alarm cost1. All inputs and outcomes in this worked example are invented classroom data; no real model run is claimed."/>
+            <wp:cNvGraphicFramePr>
+              <a:graphicFrameLocks noChangeAspect="1"/>
+            </wp:cNvGraphicFramePr>
+            <a:graphic>
+              <a:graphicData uri="http://schemas.openxmlformats.org/drawingml/2006/picture">
+                <pic:pic>
+                  <pic:nvPicPr>
+                    <pic:cNvPr id="0" name="academy-story-ai-4-25-01.png"/>
+                    <pic:cNvPicPr/>
+                  </pic:nvPicPr>
+                  <pic:blipFill>
+                    <a:blip r:embed="rId29"/>
+                    <a:stretch>
+                      <a:fillRect/>
+                    </a:stretch>
+                  </pic:blipFill>
+                  <pic:spPr>
+                    <a:xfrm>
+                      <a:off x="0" y="0"/>
+                      <a:ext cx="5486400" cy="3291840"/>
+                    </a:xfrm>
+                    <a:prstGeom prst="rect"/>
+                  </pic:spPr>
+                </pic:pic>
+              </a:graphicData>
+            </a:graphic>
+          </wp:inline>
+        </w:drawing>
+      </w:r>
+    </w:p>
+    <w:p>
+      <w:pPr>
+        <w:spacing w:line="336" w:lineRule="auto" w:after="180"/>
+      </w:pPr>
+      <w:r>
+        <w:rPr>
+          <w:b w:val="0"/>
+        </w:rPr>
+        <w:t xml:space="preserve">Translate a </w:t>
+      </w:r>
+      <w:r>
+        <w:rPr>
+          <w:b/>
+        </w:rPr>
+        <w:t>threshold</w:t>
+      </w:r>
+      <w:r>
+        <w:rPr>
+          <w:b w:val="0"/>
+        </w:rPr>
+        <w:t xml:space="preserve"> choice into missed-leaf and false-alarm costs. Supplied facts: </w:t>
+      </w:r>
+      <w:r>
+        <w:rPr>
+          <w:b/>
+        </w:rPr>
+        <w:t>Score</w:t>
+      </w:r>
+      <w:r>
+        <w:rPr>
+          <w:b w:val="0"/>
+        </w:rPr>
+        <w:t xml:space="preserve">s/reference: 0.9 spotted, 0.6 healthy, 0.4 spotted, 0.1 healthy. Predict spotted at </w:t>
+      </w:r>
+      <w:r>
+        <w:rPr>
+          <w:b/>
+        </w:rPr>
+        <w:t>score</w:t>
+      </w:r>
+      <w:r>
+        <w:rPr>
+          <w:b w:val="0"/>
+        </w:rPr>
+        <w:t>&gt;=</w:t>
+      </w:r>
+      <w:r>
+        <w:rPr>
+          <w:b/>
+        </w:rPr>
+        <w:t>threshold</w:t>
+      </w:r>
+      <w:r>
+        <w:rPr>
+          <w:b w:val="0"/>
+        </w:rPr>
+        <w:t>. Miss cost5; false-alarm cost1.</w:t>
+      </w:r>
+    </w:p>
+    <w:p>
+      <w:pPr>
+        <w:spacing w:line="336" w:lineRule="auto" w:after="180"/>
+      </w:pPr>
+      <w:r>
+        <w:rPr>
+          <w:b w:val="0"/>
+        </w:rPr>
+        <w:t xml:space="preserve">All </w:t>
+      </w:r>
+      <w:r>
+        <w:rPr>
+          <w:b/>
+        </w:rPr>
+        <w:t>input</w:t>
+      </w:r>
+      <w:r>
+        <w:rPr>
+          <w:b w:val="0"/>
+        </w:rPr>
+        <w:t>s and outcomes in this worked example are invented classroom data; no real model run is claimed.</w:t>
+      </w:r>
+    </w:p>
+    <w:p>
+      <w:pPr>
+        <w:spacing w:line="336" w:lineRule="auto" w:after="180"/>
+        <w:shd w:fill="F5F1FB"/>
+      </w:pPr>
+      <w:r>
+        <w:rPr>
+          <w:b w:val="0"/>
+        </w:rPr>
+        <w:t>Point to the given fact that matters most. Explain why it matters.</w:t>
+      </w:r>
+    </w:p>
+    <w:p>
+      <w:pPr>
+        <w:pStyle w:val="Heading3"/>
+      </w:pPr>
+      <w:r>
+        <w:t>02. Follow the deciding steps</w:t>
+      </w:r>
+    </w:p>
+    <w:p>
+      <w:r>
+        <w:drawing>
+          <wp:inline xmlns:a="http://schemas.openxmlformats.org/drawingml/2006/main" xmlns:pic="http://schemas.openxmlformats.org/drawingml/2006/picture">
+            <wp:extent cx="5486400" cy="3182112"/>
+            <wp:docPr id="23" name="Picture 23" descr="Threshold0.7: TP 1, FN 1, FP 0, TN 2: cost5. → Threshold0.4: TP 2, FN 0, FP 1, TN 1: cost1. → Choose for stated costs: Threshold0.4 has smaller validation cost on these four cases."/>
+            <wp:cNvGraphicFramePr>
+              <a:graphicFrameLocks noChangeAspect="1"/>
+            </wp:cNvGraphicFramePr>
+            <a:graphic>
+              <a:graphicData uri="http://schemas.openxmlformats.org/drawingml/2006/picture">
+                <pic:pic>
+                  <pic:nvPicPr>
+                    <pic:cNvPr id="0" name="academy-story-ai-4-25-02.png"/>
+                    <pic:cNvPicPr/>
+                  </pic:nvPicPr>
+                  <pic:blipFill>
+                    <a:blip r:embed="rId30"/>
+                    <a:stretch>
+                      <a:fillRect/>
+                    </a:stretch>
+                  </pic:blipFill>
+                  <pic:spPr>
+                    <a:xfrm>
+                      <a:off x="0" y="0"/>
+                      <a:ext cx="5486400" cy="3182112"/>
+                    </a:xfrm>
+                    <a:prstGeom prst="rect"/>
+                  </pic:spPr>
+                </pic:pic>
+              </a:graphicData>
+            </a:graphic>
+          </wp:inline>
+        </w:drawing>
+      </w:r>
+    </w:p>
+    <w:p>
+      <w:pPr>
+        <w:spacing w:line="336" w:lineRule="auto" w:after="180"/>
+      </w:pPr>
+      <w:r>
+        <w:rPr>
+          <w:b/>
+        </w:rPr>
+        <w:t>Threshold</w:t>
+      </w:r>
+      <w:r>
+        <w:rPr>
+          <w:b w:val="0"/>
+        </w:rPr>
+        <w:t xml:space="preserve">0.7: TP 1, FN 1, FP 0, TN 2: cost5. → </w:t>
+      </w:r>
+      <w:r>
+        <w:rPr>
+          <w:b/>
+        </w:rPr>
+        <w:t>Threshold</w:t>
+      </w:r>
+      <w:r>
+        <w:rPr>
+          <w:b w:val="0"/>
+        </w:rPr>
+        <w:t xml:space="preserve">0.4: TP 2, FN 0, FP 1, TN 1: cost1. → Choose for stated costs: </w:t>
+      </w:r>
+      <w:r>
+        <w:rPr>
+          <w:b/>
+        </w:rPr>
+        <w:t>Threshold</w:t>
+      </w:r>
+      <w:r>
+        <w:rPr>
+          <w:b w:val="0"/>
+        </w:rPr>
+        <w:t>0.4 has smaller validation cost on these four cases.</w:t>
+      </w:r>
+    </w:p>
+    <w:p>
+      <w:pPr>
+        <w:spacing w:line="336" w:lineRule="auto" w:after="180"/>
+        <w:shd w:fill="F5F1FB"/>
+      </w:pPr>
+      <w:r>
+        <w:rPr>
+          <w:b w:val="0"/>
+        </w:rPr>
+        <w:t xml:space="preserve">Point to each numbered stage and explain which recorded </w:t>
+      </w:r>
+      <w:r>
+        <w:rPr>
+          <w:b/>
+        </w:rPr>
+        <w:t>input</w:t>
+      </w:r>
+      <w:r>
+        <w:rPr>
+          <w:b w:val="0"/>
+        </w:rPr>
+        <w:t xml:space="preserve"> it uses.</w:t>
+      </w:r>
+    </w:p>
+    <w:p>
+      <w:pPr>
+        <w:pStyle w:val="Heading3"/>
+      </w:pPr>
+      <w:r>
+        <w:t>03. Thresholds and consequences at a glance</w:t>
+      </w:r>
+    </w:p>
+    <w:p>
+      <w:r>
+        <w:drawing>
+          <wp:inline xmlns:a="http://schemas.openxmlformats.org/drawingml/2006/main" xmlns:pic="http://schemas.openxmlformats.org/drawingml/2006/picture">
+            <wp:extent cx="5486400" cy="2834640"/>
+            <wp:docPr id="24" name="Picture 24" descr="Thresholds and consequences at a glance. Threshold .5 | One false alarm one miss | Four of six correct. Threshold .3 | Two false alarms no misses | Four of six correct. Decision rule | Include equality | Record before evaluation"/>
+            <wp:cNvGraphicFramePr>
+              <a:graphicFrameLocks noChangeAspect="1"/>
+            </wp:cNvGraphicFramePr>
+            <a:graphic>
+              <a:graphicData uri="http://schemas.openxmlformats.org/drawingml/2006/picture">
+                <pic:pic>
+                  <pic:nvPicPr>
+                    <pic:cNvPr id="0" name="academy-story-ai-4-25-03.png"/>
+                    <pic:cNvPicPr/>
+                  </pic:nvPicPr>
+                  <pic:blipFill>
+                    <a:blip r:embed="rId31"/>
+                    <a:stretch>
+                      <a:fillRect/>
+                    </a:stretch>
+                  </pic:blipFill>
+                  <pic:spPr>
+                    <a:xfrm>
+                      <a:off x="0" y="0"/>
+                      <a:ext cx="5486400" cy="2834640"/>
+                    </a:xfrm>
+                    <a:prstGeom prst="rect"/>
+                  </pic:spPr>
+                </pic:pic>
+              </a:graphicData>
+            </a:graphic>
+          </wp:inline>
+        </w:drawing>
+      </w:r>
+    </w:p>
+    <w:p>
+      <w:pPr>
+        <w:spacing w:line="336" w:lineRule="auto" w:after="180"/>
+      </w:pPr>
+      <w:r>
+        <w:rPr>
+          <w:b/>
+        </w:rPr>
+        <w:t>Threshold</w:t>
+      </w:r>
+      <w:r>
+        <w:rPr>
+          <w:b w:val="0"/>
+        </w:rPr>
+        <w:t xml:space="preserve">s and </w:t>
+      </w:r>
+      <w:r>
+        <w:rPr>
+          <w:b/>
+        </w:rPr>
+        <w:t>consequence</w:t>
+      </w:r>
+      <w:r>
+        <w:rPr>
+          <w:b w:val="0"/>
+        </w:rPr>
+        <w:t xml:space="preserve">s at a glance. </w:t>
+      </w:r>
+      <w:r>
+        <w:rPr>
+          <w:b/>
+        </w:rPr>
+        <w:t>Threshold</w:t>
+      </w:r>
+      <w:r>
+        <w:rPr>
+          <w:b w:val="0"/>
+        </w:rPr>
+        <w:t xml:space="preserve"> .5 | One </w:t>
+      </w:r>
+      <w:r>
+        <w:rPr>
+          <w:b/>
+        </w:rPr>
+        <w:t>false alarm</w:t>
+      </w:r>
+      <w:r>
+        <w:rPr>
+          <w:b w:val="0"/>
+        </w:rPr>
+        <w:t xml:space="preserve"> one miss | Four of six correct. </w:t>
+      </w:r>
+      <w:r>
+        <w:rPr>
+          <w:b/>
+        </w:rPr>
+        <w:t>Threshold</w:t>
+      </w:r>
+      <w:r>
+        <w:rPr>
+          <w:b w:val="0"/>
+        </w:rPr>
+        <w:t xml:space="preserve"> .3 | Two </w:t>
+      </w:r>
+      <w:r>
+        <w:rPr>
+          <w:b/>
+        </w:rPr>
+        <w:t>false alarm</w:t>
+      </w:r>
+      <w:r>
+        <w:rPr>
+          <w:b w:val="0"/>
+        </w:rPr>
+        <w:t>s no misses | Four of six correct.</w:t>
+      </w:r>
+    </w:p>
+    <w:p>
+      <w:pPr>
+        <w:spacing w:line="336" w:lineRule="auto" w:after="180"/>
+      </w:pPr>
+      <w:r>
+        <w:rPr>
+          <w:b w:val="0"/>
+        </w:rPr>
+        <w:t>Decision rule | Include equality | Record before evaluation</w:t>
+      </w:r>
+    </w:p>
+    <w:p>
+      <w:pPr>
+        <w:spacing w:line="336" w:lineRule="auto" w:after="180"/>
+        <w:shd w:fill="F5F1FB"/>
+      </w:pPr>
+      <w:r>
+        <w:rPr>
+          <w:b w:val="0"/>
+        </w:rPr>
+        <w:t>Read the labels and values. Explain the relationship the model shows.</w:t>
+      </w:r>
+    </w:p>
+    <w:p>
+      <w:pPr>
+        <w:pStyle w:val="Heading3"/>
+      </w:pPr>
+      <w:r>
+        <w:t>04. Change one thing. Trace what follows.</w:t>
+      </w:r>
+    </w:p>
+    <w:p>
+      <w:r>
+        <w:drawing>
+          <wp:inline xmlns:a="http://schemas.openxmlformats.org/drawingml/2006/main" xmlns:pic="http://schemas.openxmlformats.org/drawingml/2006/picture">
+            <wp:extent cx="5486400" cy="3026664"/>
+            <wp:docPr id="25" name="Picture 25" descr="Original case: Threshold0.4 has smaller validation cost on these four cases. Changed condition: Miss and false-alarm costs swap to1 and 5. Expected result: Threshold0.7 costs1 while0.4 costs5; preferred threshold switches. Reason: Metric choice encodes the declared consequences, not a universal best threshold."/>
+            <wp:cNvGraphicFramePr>
+              <a:graphicFrameLocks noChangeAspect="1"/>
+            </wp:cNvGraphicFramePr>
+            <a:graphic>
+              <a:graphicData uri="http://schemas.openxmlformats.org/drawingml/2006/picture">
+                <pic:pic>
+                  <pic:nvPicPr>
+                    <pic:cNvPr id="0" name="academy-story-ai-4-25-04.png"/>
+                    <pic:cNvPicPr/>
+                  </pic:nvPicPr>
+                  <pic:blipFill>
+                    <a:blip r:embed="rId32"/>
+                    <a:stretch>
+                      <a:fillRect/>
+                    </a:stretch>
+                  </pic:blipFill>
+                  <pic:spPr>
+                    <a:xfrm>
+                      <a:off x="0" y="0"/>
+                      <a:ext cx="5486400" cy="3026664"/>
+                    </a:xfrm>
+                    <a:prstGeom prst="rect"/>
+                  </pic:spPr>
+                </pic:pic>
+              </a:graphicData>
+            </a:graphic>
+          </wp:inline>
+        </w:drawing>
+      </w:r>
+    </w:p>
+    <w:p>
+      <w:pPr>
+        <w:spacing w:line="336" w:lineRule="auto" w:after="180"/>
+      </w:pPr>
+      <w:r>
+        <w:rPr>
+          <w:b w:val="0"/>
+        </w:rPr>
+        <w:t xml:space="preserve">Original case: </w:t>
+      </w:r>
+      <w:r>
+        <w:rPr>
+          <w:b/>
+        </w:rPr>
+        <w:t>Threshold</w:t>
+      </w:r>
+      <w:r>
+        <w:rPr>
+          <w:b w:val="0"/>
+        </w:rPr>
+        <w:t xml:space="preserve">0.4 has smaller validation cost on these four cases. Changed condition: Miss and false-alarm costs swap to1 and 5. Expected result: </w:t>
+      </w:r>
+      <w:r>
+        <w:rPr>
+          <w:b/>
+        </w:rPr>
+        <w:t>Threshold</w:t>
+      </w:r>
+      <w:r>
+        <w:rPr>
+          <w:b w:val="0"/>
+        </w:rPr>
+        <w:t xml:space="preserve">0.7 costs1 while0.4 costs5; preferred </w:t>
+      </w:r>
+      <w:r>
+        <w:rPr>
+          <w:b/>
+        </w:rPr>
+        <w:t>threshold</w:t>
+      </w:r>
+      <w:r>
+        <w:rPr>
+          <w:b w:val="0"/>
+        </w:rPr>
+        <w:t xml:space="preserve"> switches.</w:t>
+      </w:r>
+    </w:p>
+    <w:p>
+      <w:pPr>
+        <w:spacing w:line="336" w:lineRule="auto" w:after="180"/>
+      </w:pPr>
+      <w:r>
+        <w:rPr>
+          <w:b w:val="0"/>
+        </w:rPr>
+        <w:t xml:space="preserve">Reason: Metric choice encodes the declared </w:t>
+      </w:r>
+      <w:r>
+        <w:rPr>
+          <w:b/>
+        </w:rPr>
+        <w:t>consequence</w:t>
+      </w:r>
+      <w:r>
+        <w:rPr>
+          <w:b w:val="0"/>
+        </w:rPr>
+        <w:t xml:space="preserve">s, not a universal best </w:t>
+      </w:r>
+      <w:r>
+        <w:rPr>
+          <w:b/>
+        </w:rPr>
+        <w:t>threshold</w:t>
+      </w:r>
+      <w:r>
+        <w:rPr>
+          <w:b w:val="0"/>
+        </w:rPr>
+        <w:t>.</w:t>
+      </w:r>
+    </w:p>
+    <w:p>
+      <w:pPr>
+        <w:spacing w:line="336" w:lineRule="auto" w:after="180"/>
+        <w:shd w:fill="F5F1FB"/>
+      </w:pPr>
+      <w:r>
+        <w:rPr>
+          <w:b w:val="0"/>
+        </w:rPr>
+        <w:t>Predict before checking the worked changed-case result. Name what changed and what the supplied facts allow you to conclude.</w:t>
+      </w:r>
+    </w:p>
+    <w:p>
+      <w:pPr>
+        <w:pStyle w:val="Heading3"/>
+      </w:pPr>
+      <w:r>
+        <w:t>05. Connect the explanation to its limit</w:t>
+      </w:r>
+    </w:p>
+    <w:p>
+      <w:r>
+        <w:drawing>
+          <wp:inline xmlns:a="http://schemas.openxmlformats.org/drawingml/2006/main" xmlns:pic="http://schemas.openxmlformats.org/drawingml/2006/picture">
+            <wp:extent cx="5486400" cy="2834640"/>
+            <wp:docPr id="26" name="Picture 26" descr="Read the picture in order. Threshold0.4 has smaller validation cost on these four cases. The arrows show which recorded input or intermediate result each decision uses. Explain the deciding step aloud before checking the changed case; pointing to the final answer alone does not show how it follows. Limit: Toy costs illustrate decision design; real use needs agreed consequences, review capacity and fresh evaluation."/>
+            <wp:cNvGraphicFramePr>
+              <a:graphicFrameLocks noChangeAspect="1"/>
+            </wp:cNvGraphicFramePr>
+            <a:graphic>
+              <a:graphicData uri="http://schemas.openxmlformats.org/drawingml/2006/picture">
+                <pic:pic>
+                  <pic:nvPicPr>
+                    <pic:cNvPr id="0" name="academy-story-ai-4-25-05.png"/>
+                    <pic:cNvPicPr/>
+                  </pic:nvPicPr>
+                  <pic:blipFill>
+                    <a:blip r:embed="rId33"/>
+                    <a:stretch>
+                      <a:fillRect/>
+                    </a:stretch>
+                  </pic:blipFill>
+                  <pic:spPr>
+                    <a:xfrm>
+                      <a:off x="0" y="0"/>
+                      <a:ext cx="5486400" cy="2834640"/>
+                    </a:xfrm>
+                    <a:prstGeom prst="rect"/>
+                  </pic:spPr>
+                </pic:pic>
+              </a:graphicData>
+            </a:graphic>
+          </wp:inline>
+        </w:drawing>
+      </w:r>
+    </w:p>
+    <w:p>
+      <w:pPr>
+        <w:spacing w:line="336" w:lineRule="auto" w:after="180"/>
+      </w:pPr>
+      <w:r>
+        <w:rPr>
+          <w:b w:val="0"/>
+        </w:rPr>
+        <w:t xml:space="preserve">Read the picture in order. </w:t>
+      </w:r>
+      <w:r>
+        <w:rPr>
+          <w:b/>
+        </w:rPr>
+        <w:t>Threshold</w:t>
+      </w:r>
+      <w:r>
+        <w:rPr>
+          <w:b w:val="0"/>
+        </w:rPr>
+        <w:t xml:space="preserve">0.4 has smaller validation cost on these four cases. The arrows show which recorded </w:t>
+      </w:r>
+      <w:r>
+        <w:rPr>
+          <w:b/>
+        </w:rPr>
+        <w:t>input</w:t>
+      </w:r>
+      <w:r>
+        <w:rPr>
+          <w:b w:val="0"/>
+        </w:rPr>
+        <w:t xml:space="preserve"> or intermediate result each decision uses.</w:t>
+      </w:r>
+    </w:p>
+    <w:p>
+      <w:pPr>
+        <w:spacing w:line="336" w:lineRule="auto" w:after="180"/>
+      </w:pPr>
+      <w:r>
+        <w:rPr>
+          <w:b w:val="0"/>
+        </w:rPr>
+        <w:t>Explain the deciding step aloud before checking the changed case; pointing to the final answer alone does not show how it follows.</w:t>
+      </w:r>
+    </w:p>
+    <w:p>
+      <w:pPr>
+        <w:spacing w:line="336" w:lineRule="auto" w:after="180"/>
+      </w:pPr>
+      <w:r>
+        <w:rPr>
+          <w:b w:val="0"/>
+        </w:rPr>
+        <w:t xml:space="preserve">Limit: Toy costs illustrate decision design; real use needs agreed </w:t>
+      </w:r>
+      <w:r>
+        <w:rPr>
+          <w:b/>
+        </w:rPr>
+        <w:t>consequence</w:t>
+      </w:r>
+      <w:r>
+        <w:rPr>
+          <w:b w:val="0"/>
+        </w:rPr>
+        <w:t>s, review capacity and fresh evaluation.</w:t>
+      </w:r>
+    </w:p>
+    <w:p>
+      <w:pPr>
+        <w:spacing w:line="336" w:lineRule="auto" w:after="180"/>
+        <w:shd w:fill="F5F1FB"/>
+      </w:pPr>
+      <w:r>
+        <w:rPr>
+          <w:b w:val="0"/>
+        </w:rPr>
+        <w:t>Explain the case, then point to a limit on the claim.</w:t>
+      </w:r>
+    </w:p>
+    <w:p>
+      <w:pPr>
+        <w:pStyle w:val="Heading3"/>
+      </w:pPr>
+      <w:r>
+        <w:t>06. Make the idea visible in your project</w:t>
+      </w:r>
+    </w:p>
+    <w:p>
+      <w:r>
+        <w:drawing>
+          <wp:inline xmlns:a="http://schemas.openxmlformats.org/drawingml/2006/main" xmlns:pic="http://schemas.openxmlformats.org/drawingml/2006/picture">
+            <wp:extent cx="5486400" cy="3681984"/>
+            <wp:docPr id="27" name="Picture 27" descr="For your Responsible Plant Classifier, save the input, procedure, observed result and limitation of this check. Label this worked example as practice; use a different, previously unreviewed case when checking independent understanding. Draw your input, deciding step, result and limit. Supported question: Which labels determine the false-alarm count at threshold 0.4? Point to the relevant step in the picture, then write the changed result and the rule or evidence that supports it."/>
+            <wp:cNvGraphicFramePr>
+              <a:graphicFrameLocks noChangeAspect="1"/>
+            </wp:cNvGraphicFramePr>
+            <a:graphic>
+              <a:graphicData uri="http://schemas.openxmlformats.org/drawingml/2006/picture">
+                <pic:pic>
+                  <pic:nvPicPr>
+                    <pic:cNvPr id="0" name="academy-story-ai-4-25-06.png"/>
+                    <pic:cNvPicPr/>
+                  </pic:nvPicPr>
+                  <pic:blipFill>
+                    <a:blip r:embed="rId34"/>
+                    <a:stretch>
+                      <a:fillRect/>
+                    </a:stretch>
+                  </pic:blipFill>
+                  <pic:spPr>
+                    <a:xfrm>
+                      <a:off x="0" y="0"/>
+                      <a:ext cx="5486400" cy="3681984"/>
+                    </a:xfrm>
+                    <a:prstGeom prst="rect"/>
+                  </pic:spPr>
+                </pic:pic>
+              </a:graphicData>
+            </a:graphic>
+          </wp:inline>
+        </w:drawing>
+      </w:r>
+    </w:p>
+    <w:p>
+      <w:pPr>
+        <w:spacing w:line="336" w:lineRule="auto" w:after="180"/>
+      </w:pPr>
+      <w:r>
+        <w:rPr>
+          <w:b w:val="0"/>
+        </w:rPr>
+        <w:t xml:space="preserve">For your Responsible Plant Classifier, save the </w:t>
+      </w:r>
+      <w:r>
+        <w:rPr>
+          <w:b/>
+        </w:rPr>
+        <w:t>input</w:t>
+      </w:r>
+      <w:r>
+        <w:rPr>
+          <w:b w:val="0"/>
+        </w:rPr>
+        <w:t>, procedure, observed result and limitation of this check.</w:t>
+      </w:r>
+    </w:p>
+    <w:p>
+      <w:pPr>
+        <w:spacing w:line="336" w:lineRule="auto" w:after="180"/>
+      </w:pPr>
+      <w:r>
+        <w:rPr>
+          <w:b w:val="0"/>
+        </w:rPr>
+        <w:t xml:space="preserve">Label this worked example as practice; use a different, previously unreviewed case when checking independent understanding. Draw your </w:t>
+      </w:r>
+      <w:r>
+        <w:rPr>
+          <w:b/>
+        </w:rPr>
+        <w:t>input</w:t>
+      </w:r>
+      <w:r>
+        <w:rPr>
+          <w:b w:val="0"/>
+        </w:rPr>
+        <w:t>, deciding step, result and limit.</w:t>
+      </w:r>
+    </w:p>
+    <w:p>
+      <w:pPr>
+        <w:spacing w:line="336" w:lineRule="auto" w:after="180"/>
+      </w:pPr>
+      <w:r>
+        <w:rPr>
+          <w:b w:val="0"/>
+        </w:rPr>
+        <w:t xml:space="preserve">Supported question: Which labels determine the false-alarm count at </w:t>
+      </w:r>
+      <w:r>
+        <w:rPr>
+          <w:b/>
+        </w:rPr>
+        <w:t>threshold</w:t>
+      </w:r>
+      <w:r>
+        <w:rPr>
+          <w:b w:val="0"/>
+        </w:rPr>
+        <w:t xml:space="preserve"> 0.4? Point to the relevant step in the picture, then write the changed result and the rule or </w:t>
+      </w:r>
+      <w:r>
+        <w:rPr>
+          <w:b/>
+        </w:rPr>
+        <w:t>evidence</w:t>
+      </w:r>
+      <w:r>
+        <w:rPr>
+          <w:b w:val="0"/>
+        </w:rPr>
+        <w:t xml:space="preserve"> that supports it.</w:t>
+      </w:r>
+    </w:p>
+    <w:p>
+      <w:pPr>
+        <w:spacing w:line="336" w:lineRule="auto" w:after="180"/>
+        <w:shd w:fill="F5F1FB"/>
+      </w:pPr>
+      <w:r>
+        <w:rPr>
+          <w:b w:val="0"/>
+        </w:rPr>
+        <w:t xml:space="preserve">Draw your project trace and justify the deciding step using </w:t>
+      </w:r>
+      <w:r>
+        <w:rPr>
+          <w:b/>
+        </w:rPr>
+        <w:t>evidence</w:t>
+      </w:r>
+      <w:r>
+        <w:rPr>
+          <w:b w:val="0"/>
+        </w:rPr>
+        <w:t>.</w:t>
       </w:r>
     </w:p>
     <w:sectPr>
